--- a/задание по graphql.docx
+++ b/задание по graphql.docx
@@ -1,20 +1,25 @@
 
 <file path=word/document.xml><?xml version="1.0" encoding="utf-8"?>
-<w:document xmlns:wpc="http://schemas.microsoft.com/office/word/2010/wordprocessingCanvas" xmlns:cx="http://schemas.microsoft.com/office/drawing/2014/chartex" xmlns:cx1="http://schemas.microsoft.com/office/drawing/2015/9/8/chartex" xmlns:mc="http://schemas.openxmlformats.org/markup-compatibility/2006" xmlns:o="urn:schemas-microsoft-com:office:office" xmlns:r="http://schemas.openxmlformats.org/officeDocument/2006/relationships" xmlns:m="http://schemas.openxmlformats.org/officeDocument/2006/math" xmlns:v="urn:schemas-microsoft-com:vml" xmlns:wp14="http://schemas.microsoft.com/office/word/2010/wordprocessingDrawing" xmlns:wp="http://schemas.openxmlformats.org/drawingml/2006/wordprocessingDrawing" xmlns:w10="urn:schemas-microsoft-com:office:word" xmlns:w="http://schemas.openxmlformats.org/wordprocessingml/2006/main" xmlns:w14="http://schemas.microsoft.com/office/word/2010/wordml" xmlns:w15="http://schemas.microsoft.com/office/word/2012/wordml" xmlns:w16se="http://schemas.microsoft.com/office/word/2015/wordml/symex" xmlns:wpg="http://schemas.microsoft.com/office/word/2010/wordprocessingGroup" xmlns:wpi="http://schemas.microsoft.com/office/word/2010/wordprocessingInk" xmlns:wne="http://schemas.microsoft.com/office/word/2006/wordml" xmlns:wps="http://schemas.microsoft.com/office/word/2010/wordprocessingShape" mc:Ignorable="w14 w15 w16se wp14">
+<w:document xmlns:wpc="http://schemas.microsoft.com/office/word/2010/wordprocessingCanvas" xmlns:cx="http://schemas.microsoft.com/office/drawing/2014/chartex" xmlns:mc="http://schemas.openxmlformats.org/markup-compatibility/2006" xmlns:o="urn:schemas-microsoft-com:office:office" xmlns:r="http://schemas.openxmlformats.org/officeDocument/2006/relationships" xmlns:m="http://schemas.openxmlformats.org/officeDocument/2006/math" xmlns:v="urn:schemas-microsoft-com:vml" xmlns:wp14="http://schemas.microsoft.com/office/word/2010/wordprocessingDrawing" xmlns:wp="http://schemas.openxmlformats.org/drawingml/2006/wordprocessingDrawing" xmlns:w10="urn:schemas-microsoft-com:office:word" xmlns:w="http://schemas.openxmlformats.org/wordprocessingml/2006/main" xmlns:w14="http://schemas.microsoft.com/office/word/2010/wordml" xmlns:w15="http://schemas.microsoft.com/office/word/2012/wordml" xmlns:w16se="http://schemas.microsoft.com/office/word/2015/wordml/symex" xmlns:wpg="http://schemas.microsoft.com/office/word/2010/wordprocessingGroup" xmlns:wpi="http://schemas.microsoft.com/office/word/2010/wordprocessingInk" xmlns:wne="http://schemas.microsoft.com/office/word/2006/wordml" xmlns:wps="http://schemas.microsoft.com/office/word/2010/wordprocessingShape" mc:Ignorable="w14 w15 w16se wp14">
   <w:body>
     <w:p>
       <w:pPr>
+        <w:pStyle w:val="a3"/>
         <w:numPr>
           <w:ilvl w:val="0"/>
-          <w:numId w:val="1"/>
+          <w:numId w:val="3"/>
         </w:numPr>
         <w:rPr>
           <w:b/>
-        </w:rPr>
-      </w:pPr>
-      <w:r>
-        <w:rPr>
-          <w:b/>
+          <w:sz w:val="24"/>
+          <w:szCs w:val="24"/>
+        </w:rPr>
+      </w:pPr>
+      <w:r>
+        <w:rPr>
+          <w:b/>
+          <w:sz w:val="24"/>
+          <w:szCs w:val="24"/>
         </w:rPr>
         <w:t xml:space="preserve">Для каждого поля типа </w:t>
       </w:r>
@@ -22,6 +27,8 @@
       <w:r>
         <w:rPr>
           <w:b/>
+          <w:sz w:val="24"/>
+          <w:szCs w:val="24"/>
         </w:rPr>
         <w:t>Query</w:t>
       </w:r>
@@ -29,6 +36,8 @@
       <w:r>
         <w:rPr>
           <w:b/>
+          <w:sz w:val="24"/>
+          <w:szCs w:val="24"/>
         </w:rPr>
         <w:t xml:space="preserve"> заполните таблицу:</w:t>
       </w:r>
@@ -54,10 +63,10 @@
         <w:tblLook w:val="07E0" w:firstRow="1" w:lastRow="1" w:firstColumn="1" w:lastColumn="1" w:noHBand="1" w:noVBand="1"/>
       </w:tblPr>
       <w:tblGrid>
-        <w:gridCol w:w="1227"/>
-        <w:gridCol w:w="1136"/>
-        <w:gridCol w:w="1331"/>
-        <w:gridCol w:w="1877"/>
+        <w:gridCol w:w="1277"/>
+        <w:gridCol w:w="4006"/>
+        <w:gridCol w:w="1907"/>
+        <w:gridCol w:w="2159"/>
       </w:tblGrid>
       <w:tr>
         <w:trPr>
@@ -68,7 +77,17 @@
             <w:tcW w:w="0" w:type="auto"/>
           </w:tcPr>
           <w:p>
+            <w:pPr>
+              <w:rPr>
+                <w:sz w:val="24"/>
+                <w:szCs w:val="24"/>
+              </w:rPr>
+            </w:pPr>
             <w:r>
+              <w:rPr>
+                <w:sz w:val="24"/>
+                <w:szCs w:val="24"/>
+              </w:rPr>
               <w:t>Поле схемы</w:t>
             </w:r>
           </w:p>
@@ -78,7 +97,17 @@
             <w:tcW w:w="0" w:type="auto"/>
           </w:tcPr>
           <w:p>
+            <w:pPr>
+              <w:rPr>
+                <w:sz w:val="24"/>
+                <w:szCs w:val="24"/>
+              </w:rPr>
+            </w:pPr>
             <w:r>
+              <w:rPr>
+                <w:sz w:val="24"/>
+                <w:szCs w:val="24"/>
+              </w:rPr>
               <w:t>Аргументы</w:t>
             </w:r>
           </w:p>
@@ -88,7 +117,17 @@
             <w:tcW w:w="0" w:type="auto"/>
           </w:tcPr>
           <w:p>
+            <w:pPr>
+              <w:rPr>
+                <w:sz w:val="24"/>
+                <w:szCs w:val="24"/>
+              </w:rPr>
+            </w:pPr>
             <w:r>
+              <w:rPr>
+                <w:sz w:val="24"/>
+                <w:szCs w:val="24"/>
+              </w:rPr>
               <w:t>Тип возврата</w:t>
             </w:r>
           </w:p>
@@ -98,7 +137,17 @@
             <w:tcW w:w="0" w:type="auto"/>
           </w:tcPr>
           <w:p>
+            <w:pPr>
+              <w:rPr>
+                <w:sz w:val="24"/>
+                <w:szCs w:val="24"/>
+              </w:rPr>
+            </w:pPr>
             <w:r>
+              <w:rPr>
+                <w:sz w:val="24"/>
+                <w:szCs w:val="24"/>
+              </w:rPr>
               <w:t>Аналог в REST API</w:t>
             </w:r>
           </w:p>
@@ -113,8 +162,18 @@
             <w:tcW w:w="0" w:type="auto"/>
           </w:tcPr>
           <w:p>
+            <w:pPr>
+              <w:rPr>
+                <w:sz w:val="24"/>
+                <w:szCs w:val="24"/>
+              </w:rPr>
+            </w:pPr>
             <w:proofErr w:type="spellStart"/>
             <w:r>
+              <w:rPr>
+                <w:sz w:val="24"/>
+                <w:szCs w:val="24"/>
+              </w:rPr>
               <w:t>book</w:t>
             </w:r>
             <w:proofErr w:type="spellEnd"/>
@@ -125,13 +184,20 @@
             <w:tcW w:w="0" w:type="auto"/>
           </w:tcPr>
           <w:p>
-            <w:proofErr w:type="spellStart"/>
+            <w:pPr>
+              <w:rPr>
+                <w:sz w:val="24"/>
+                <w:szCs w:val="24"/>
+                <w:lang w:val="en-US"/>
+              </w:rPr>
+            </w:pPr>
             <w:r>
-              <w:t>id</w:t>
-            </w:r>
-            <w:proofErr w:type="spellEnd"/>
-            <w:r>
-              <w:t>: ID!</w:t>
+              <w:rPr>
+                <w:sz w:val="24"/>
+                <w:szCs w:val="24"/>
+                <w:lang w:val="en-US"/>
+              </w:rPr>
+              <w:t>id: ID!</w:t>
             </w:r>
           </w:p>
         </w:tc>
@@ -140,11 +206,19 @@
             <w:tcW w:w="0" w:type="auto"/>
           </w:tcPr>
           <w:p>
-            <w:proofErr w:type="spellStart"/>
+            <w:pPr>
+              <w:rPr>
+                <w:sz w:val="24"/>
+                <w:szCs w:val="24"/>
+              </w:rPr>
+            </w:pPr>
             <w:r>
+              <w:rPr>
+                <w:sz w:val="24"/>
+                <w:szCs w:val="24"/>
+              </w:rPr>
               <w:t>Book</w:t>
             </w:r>
-            <w:proofErr w:type="spellEnd"/>
           </w:p>
         </w:tc>
         <w:tc>
@@ -152,31 +226,65 @@
             <w:tcW w:w="0" w:type="auto"/>
           </w:tcPr>
           <w:p>
+            <w:pPr>
+              <w:rPr>
+                <w:sz w:val="24"/>
+                <w:szCs w:val="24"/>
+              </w:rPr>
+            </w:pPr>
             <w:r>
+              <w:rPr>
+                <w:sz w:val="24"/>
+                <w:szCs w:val="24"/>
+              </w:rPr>
               <w:t>GET /</w:t>
             </w:r>
             <w:proofErr w:type="spellStart"/>
             <w:r>
+              <w:rPr>
+                <w:sz w:val="24"/>
+                <w:szCs w:val="24"/>
+              </w:rPr>
               <w:t>api</w:t>
             </w:r>
             <w:proofErr w:type="spellEnd"/>
             <w:r>
+              <w:rPr>
+                <w:sz w:val="24"/>
+                <w:szCs w:val="24"/>
+              </w:rPr>
               <w:t>/</w:t>
             </w:r>
             <w:proofErr w:type="spellStart"/>
             <w:r>
+              <w:rPr>
+                <w:sz w:val="24"/>
+                <w:szCs w:val="24"/>
+              </w:rPr>
               <w:t>books</w:t>
             </w:r>
             <w:proofErr w:type="spellEnd"/>
             <w:r>
+              <w:rPr>
+                <w:sz w:val="24"/>
+                <w:szCs w:val="24"/>
+              </w:rPr>
               <w:t>/{</w:t>
             </w:r>
             <w:proofErr w:type="spellStart"/>
             <w:r>
+              <w:rPr>
+                <w:sz w:val="24"/>
+                <w:szCs w:val="24"/>
+              </w:rPr>
               <w:t>id</w:t>
             </w:r>
             <w:proofErr w:type="spellEnd"/>
             <w:r>
+              <w:rPr>
+                <w:sz w:val="24"/>
+                <w:szCs w:val="24"/>
+              </w:rPr>
               <w:t>}</w:t>
             </w:r>
           </w:p>
@@ -191,8 +299,18 @@
             <w:tcW w:w="0" w:type="auto"/>
           </w:tcPr>
           <w:p>
+            <w:pPr>
+              <w:rPr>
+                <w:sz w:val="24"/>
+                <w:szCs w:val="24"/>
+              </w:rPr>
+            </w:pPr>
             <w:proofErr w:type="spellStart"/>
             <w:r>
+              <w:rPr>
+                <w:sz w:val="24"/>
+                <w:szCs w:val="24"/>
+              </w:rPr>
               <w:t>books</w:t>
             </w:r>
             <w:proofErr w:type="spellEnd"/>
@@ -203,20 +321,74 @@
             <w:tcW w:w="0" w:type="auto"/>
           </w:tcPr>
           <w:p>
+            <w:pPr>
+              <w:rPr>
+                <w:sz w:val="24"/>
+                <w:szCs w:val="24"/>
+                <w:lang w:val="en-US"/>
+              </w:rPr>
+            </w:pPr>
             <w:r>
-              <w:t>...</w:t>
+              <w:rPr>
+                <w:sz w:val="24"/>
+                <w:szCs w:val="24"/>
+                <w:lang w:val="en-US"/>
+              </w:rPr>
+              <w:t xml:space="preserve">filter: </w:t>
             </w:r>
-            <w:bookmarkStart w:id="0" w:name="_GoBack"/>
-            <w:bookmarkEnd w:id="0"/>
-          </w:p>
-        </w:tc>
-        <w:tc>
-          <w:tcPr>
-            <w:tcW w:w="0" w:type="auto"/>
-          </w:tcPr>
-          <w:p>
+            <w:proofErr w:type="spellStart"/>
             <w:r>
-              <w:t>...</w:t>
+              <w:rPr>
+                <w:sz w:val="24"/>
+                <w:szCs w:val="24"/>
+                <w:lang w:val="en-US"/>
+              </w:rPr>
+              <w:t>BookFilter</w:t>
+            </w:r>
+            <w:proofErr w:type="spellEnd"/>
+            <w:r>
+              <w:rPr>
+                <w:sz w:val="24"/>
+                <w:szCs w:val="24"/>
+                <w:lang w:val="en-US"/>
+              </w:rPr>
+              <w:t xml:space="preserve">, page: </w:t>
+            </w:r>
+            <w:proofErr w:type="spellStart"/>
+            <w:r>
+              <w:rPr>
+                <w:sz w:val="24"/>
+                <w:szCs w:val="24"/>
+                <w:lang w:val="en-US"/>
+              </w:rPr>
+              <w:t>Int</w:t>
+            </w:r>
+            <w:proofErr w:type="spellEnd"/>
+            <w:r>
+              <w:rPr>
+                <w:sz w:val="24"/>
+                <w:szCs w:val="24"/>
+                <w:lang w:val="en-US"/>
+              </w:rPr>
+              <w:t xml:space="preserve"> = 0, size: </w:t>
+            </w:r>
+            <w:proofErr w:type="spellStart"/>
+            <w:r>
+              <w:rPr>
+                <w:sz w:val="24"/>
+                <w:szCs w:val="24"/>
+                <w:lang w:val="en-US"/>
+              </w:rPr>
+              <w:t>Int</w:t>
+            </w:r>
+            <w:proofErr w:type="spellEnd"/>
+            <w:r>
+              <w:rPr>
+                <w:sz w:val="24"/>
+                <w:szCs w:val="24"/>
+                <w:lang w:val="en-US"/>
+              </w:rPr>
+              <w:t xml:space="preserve"> = 20</w:t>
             </w:r>
           </w:p>
         </w:tc>
@@ -225,8 +397,167 @@
             <w:tcW w:w="0" w:type="auto"/>
           </w:tcPr>
           <w:p>
+            <w:pPr>
+              <w:rPr>
+                <w:sz w:val="24"/>
+                <w:szCs w:val="24"/>
+              </w:rPr>
+            </w:pPr>
             <w:r>
-              <w:t>...</w:t>
+              <w:rPr>
+                <w:sz w:val="24"/>
+                <w:szCs w:val="24"/>
+              </w:rPr>
+              <w:t>BookConnection</w:t>
+            </w:r>
+          </w:p>
+        </w:tc>
+        <w:tc>
+          <w:tcPr>
+            <w:tcW w:w="0" w:type="auto"/>
+          </w:tcPr>
+          <w:p>
+            <w:pPr>
+              <w:rPr>
+                <w:sz w:val="24"/>
+                <w:szCs w:val="24"/>
+              </w:rPr>
+            </w:pPr>
+            <w:r>
+              <w:rPr>
+                <w:sz w:val="24"/>
+                <w:szCs w:val="24"/>
+              </w:rPr>
+              <w:t>GET /</w:t>
+            </w:r>
+            <w:proofErr w:type="spellStart"/>
+            <w:r>
+              <w:rPr>
+                <w:sz w:val="24"/>
+                <w:szCs w:val="24"/>
+              </w:rPr>
+              <w:t>api</w:t>
+            </w:r>
+            <w:proofErr w:type="spellEnd"/>
+            <w:r>
+              <w:rPr>
+                <w:sz w:val="24"/>
+                <w:szCs w:val="24"/>
+              </w:rPr>
+              <w:t>/</w:t>
+            </w:r>
+            <w:proofErr w:type="spellStart"/>
+            <w:r>
+              <w:rPr>
+                <w:sz w:val="24"/>
+                <w:szCs w:val="24"/>
+              </w:rPr>
+              <w:t>books</w:t>
+            </w:r>
+            <w:proofErr w:type="spellEnd"/>
+          </w:p>
+        </w:tc>
+      </w:tr>
+      <w:tr>
+        <w:trPr>
+          <w:jc w:val="center"/>
+        </w:trPr>
+        <w:tc>
+          <w:tcPr>
+            <w:tcW w:w="0" w:type="auto"/>
+          </w:tcPr>
+          <w:p>
+            <w:pPr>
+              <w:rPr>
+                <w:sz w:val="24"/>
+                <w:szCs w:val="24"/>
+              </w:rPr>
+            </w:pPr>
+            <w:proofErr w:type="spellStart"/>
+            <w:r>
+              <w:rPr>
+                <w:sz w:val="24"/>
+                <w:szCs w:val="24"/>
+              </w:rPr>
+              <w:t>author</w:t>
+            </w:r>
+            <w:proofErr w:type="spellEnd"/>
+          </w:p>
+        </w:tc>
+        <w:tc>
+          <w:tcPr>
+            <w:tcW w:w="0" w:type="auto"/>
+          </w:tcPr>
+          <w:p>
+            <w:pPr>
+              <w:rPr>
+                <w:sz w:val="24"/>
+                <w:szCs w:val="24"/>
+                <w:lang w:val="en-US"/>
+              </w:rPr>
+            </w:pPr>
+            <w:r>
+              <w:rPr>
+                <w:sz w:val="24"/>
+                <w:szCs w:val="24"/>
+                <w:lang w:val="en-US"/>
+              </w:rPr>
+              <w:t>id: ID!</w:t>
+            </w:r>
+          </w:p>
+        </w:tc>
+        <w:tc>
+          <w:tcPr>
+            <w:tcW w:w="0" w:type="auto"/>
+          </w:tcPr>
+          <w:p>
+            <w:pPr>
+              <w:rPr>
+                <w:sz w:val="24"/>
+                <w:szCs w:val="24"/>
+              </w:rPr>
+            </w:pPr>
+            <w:r>
+              <w:rPr>
+                <w:sz w:val="24"/>
+                <w:szCs w:val="24"/>
+              </w:rPr>
+              <w:t>Author</w:t>
+            </w:r>
+          </w:p>
+        </w:tc>
+        <w:tc>
+          <w:tcPr>
+            <w:tcW w:w="0" w:type="auto"/>
+          </w:tcPr>
+          <w:p>
+            <w:pPr>
+              <w:rPr>
+                <w:sz w:val="24"/>
+                <w:szCs w:val="24"/>
+              </w:rPr>
+            </w:pPr>
+            <w:r>
+              <w:rPr>
+                <w:sz w:val="24"/>
+                <w:szCs w:val="24"/>
+              </w:rPr>
+              <w:t>GET /api/</w:t>
+            </w:r>
+            <w:r>
+              <w:rPr>
+                <w:sz w:val="24"/>
+                <w:szCs w:val="24"/>
+                <w:lang w:val="en-US"/>
+              </w:rPr>
+              <w:t>authors</w:t>
+            </w:r>
+            <w:r>
+              <w:rPr>
+                <w:sz w:val="24"/>
+                <w:szCs w:val="24"/>
+              </w:rPr>
+              <w:t>/{id}</w:t>
             </w:r>
           </w:p>
         </w:tc>
@@ -240,55 +571,18 @@
             <w:tcW w:w="0" w:type="auto"/>
           </w:tcPr>
           <w:p>
+            <w:pPr>
+              <w:rPr>
+                <w:sz w:val="24"/>
+                <w:szCs w:val="24"/>
+              </w:rPr>
+            </w:pPr>
             <w:proofErr w:type="spellStart"/>
             <w:r>
-              <w:t>author</w:t>
-            </w:r>
-            <w:proofErr w:type="spellEnd"/>
-          </w:p>
-        </w:tc>
-        <w:tc>
-          <w:tcPr>
-            <w:tcW w:w="0" w:type="auto"/>
-          </w:tcPr>
-          <w:p>
-            <w:r>
-              <w:t>...</w:t>
-            </w:r>
-          </w:p>
-        </w:tc>
-        <w:tc>
-          <w:tcPr>
-            <w:tcW w:w="0" w:type="auto"/>
-          </w:tcPr>
-          <w:p>
-            <w:r>
-              <w:t>...</w:t>
-            </w:r>
-          </w:p>
-        </w:tc>
-        <w:tc>
-          <w:tcPr>
-            <w:tcW w:w="0" w:type="auto"/>
-          </w:tcPr>
-          <w:p>
-            <w:r>
-              <w:t>...</w:t>
-            </w:r>
-          </w:p>
-        </w:tc>
-      </w:tr>
-      <w:tr>
-        <w:trPr>
-          <w:jc w:val="center"/>
-        </w:trPr>
-        <w:tc>
-          <w:tcPr>
-            <w:tcW w:w="0" w:type="auto"/>
-          </w:tcPr>
-          <w:p>
-            <w:proofErr w:type="spellStart"/>
-            <w:r>
+              <w:rPr>
+                <w:sz w:val="24"/>
+                <w:szCs w:val="24"/>
+              </w:rPr>
               <w:t>authors</w:t>
             </w:r>
             <w:proofErr w:type="spellEnd"/>
@@ -299,8 +593,56 @@
             <w:tcW w:w="0" w:type="auto"/>
           </w:tcPr>
           <w:p>
+            <w:pPr>
+              <w:rPr>
+                <w:sz w:val="24"/>
+                <w:szCs w:val="24"/>
+                <w:lang w:val="en-US"/>
+              </w:rPr>
+            </w:pPr>
             <w:r>
-              <w:t>...</w:t>
+              <w:rPr>
+                <w:sz w:val="24"/>
+                <w:szCs w:val="24"/>
+                <w:lang w:val="en-US"/>
+              </w:rPr>
+              <w:t xml:space="preserve">page: </w:t>
+            </w:r>
+            <w:proofErr w:type="spellStart"/>
+            <w:r>
+              <w:rPr>
+                <w:sz w:val="24"/>
+                <w:szCs w:val="24"/>
+                <w:lang w:val="en-US"/>
+              </w:rPr>
+              <w:t>Int</w:t>
+            </w:r>
+            <w:proofErr w:type="spellEnd"/>
+            <w:r>
+              <w:rPr>
+                <w:sz w:val="24"/>
+                <w:szCs w:val="24"/>
+                <w:lang w:val="en-US"/>
+              </w:rPr>
+              <w:t xml:space="preserve"> = 0, size: </w:t>
+            </w:r>
+            <w:proofErr w:type="spellStart"/>
+            <w:r>
+              <w:rPr>
+                <w:sz w:val="24"/>
+                <w:szCs w:val="24"/>
+                <w:lang w:val="en-US"/>
+              </w:rPr>
+              <w:t>Int</w:t>
+            </w:r>
+            <w:proofErr w:type="spellEnd"/>
+            <w:r>
+              <w:rPr>
+                <w:sz w:val="24"/>
+                <w:szCs w:val="24"/>
+                <w:lang w:val="en-US"/>
+              </w:rPr>
+              <w:t xml:space="preserve"> = 20</w:t>
             </w:r>
           </w:p>
         </w:tc>
@@ -309,8 +651,18 @@
             <w:tcW w:w="0" w:type="auto"/>
           </w:tcPr>
           <w:p>
+            <w:pPr>
+              <w:rPr>
+                <w:sz w:val="24"/>
+                <w:szCs w:val="24"/>
+              </w:rPr>
+            </w:pPr>
             <w:r>
-              <w:t>...</w:t>
+              <w:rPr>
+                <w:sz w:val="24"/>
+                <w:szCs w:val="24"/>
+              </w:rPr>
+              <w:t>AuthorConnection</w:t>
             </w:r>
           </w:p>
         </w:tc>
@@ -319,14 +671,3899 @@
             <w:tcW w:w="0" w:type="auto"/>
           </w:tcPr>
           <w:p>
+            <w:pPr>
+              <w:rPr>
+                <w:sz w:val="24"/>
+                <w:szCs w:val="24"/>
+              </w:rPr>
+            </w:pPr>
             <w:r>
-              <w:t>...</w:t>
+              <w:rPr>
+                <w:sz w:val="24"/>
+                <w:szCs w:val="24"/>
+              </w:rPr>
+              <w:t>GET /</w:t>
+            </w:r>
+            <w:proofErr w:type="spellStart"/>
+            <w:r>
+              <w:rPr>
+                <w:sz w:val="24"/>
+                <w:szCs w:val="24"/>
+              </w:rPr>
+              <w:t>api</w:t>
+            </w:r>
+            <w:proofErr w:type="spellEnd"/>
+            <w:r>
+              <w:rPr>
+                <w:sz w:val="24"/>
+                <w:szCs w:val="24"/>
+              </w:rPr>
+              <w:t>/</w:t>
+            </w:r>
+            <w:proofErr w:type="spellStart"/>
+            <w:r>
+              <w:rPr>
+                <w:sz w:val="24"/>
+                <w:szCs w:val="24"/>
+              </w:rPr>
+              <w:t>authors</w:t>
+            </w:r>
+            <w:proofErr w:type="spellEnd"/>
+            <w:r>
+              <w:rPr>
+                <w:sz w:val="24"/>
+                <w:szCs w:val="24"/>
+              </w:rPr>
+              <w:t>/{</w:t>
+            </w:r>
+            <w:proofErr w:type="spellStart"/>
+            <w:r>
+              <w:rPr>
+                <w:sz w:val="24"/>
+                <w:szCs w:val="24"/>
+              </w:rPr>
+              <w:t>id</w:t>
+            </w:r>
+            <w:proofErr w:type="spellEnd"/>
+            <w:r>
+              <w:rPr>
+                <w:sz w:val="24"/>
+                <w:szCs w:val="24"/>
+              </w:rPr>
+              <w:t>}</w:t>
             </w:r>
           </w:p>
         </w:tc>
       </w:tr>
     </w:tbl>
-    <w:p/>
+    <w:p>
+      <w:pPr>
+        <w:pStyle w:val="a3"/>
+        <w:rPr>
+          <w:sz w:val="24"/>
+          <w:szCs w:val="24"/>
+        </w:rPr>
+      </w:pPr>
+    </w:p>
+    <w:p>
+      <w:pPr>
+        <w:pStyle w:val="a3"/>
+        <w:numPr>
+          <w:ilvl w:val="0"/>
+          <w:numId w:val="3"/>
+        </w:numPr>
+        <w:rPr>
+          <w:b/>
+          <w:sz w:val="24"/>
+          <w:szCs w:val="24"/>
+        </w:rPr>
+      </w:pPr>
+      <w:r>
+        <w:rPr>
+          <w:b/>
+          <w:sz w:val="24"/>
+          <w:szCs w:val="24"/>
+        </w:rPr>
+        <w:t xml:space="preserve">Сравните </w:t>
+      </w:r>
+      <w:proofErr w:type="spellStart"/>
+      <w:r>
+        <w:rPr>
+          <w:b/>
+          <w:sz w:val="24"/>
+          <w:szCs w:val="24"/>
+        </w:rPr>
+        <w:t>CreateBookInput</w:t>
+      </w:r>
+      <w:proofErr w:type="spellEnd"/>
+      <w:r>
+        <w:rPr>
+          <w:b/>
+          <w:sz w:val="24"/>
+          <w:szCs w:val="24"/>
+        </w:rPr>
+        <w:t xml:space="preserve"> и </w:t>
+      </w:r>
+      <w:proofErr w:type="spellStart"/>
+      <w:r>
+        <w:rPr>
+          <w:b/>
+          <w:sz w:val="24"/>
+          <w:szCs w:val="24"/>
+        </w:rPr>
+        <w:t>UpdateBookInput</w:t>
+      </w:r>
+      <w:proofErr w:type="spellEnd"/>
+      <w:r>
+        <w:rPr>
+          <w:b/>
+          <w:sz w:val="24"/>
+          <w:szCs w:val="24"/>
+        </w:rPr>
+        <w:t xml:space="preserve">. Какое поле есть только в </w:t>
+      </w:r>
+      <w:proofErr w:type="spellStart"/>
+      <w:r>
+        <w:rPr>
+          <w:b/>
+          <w:sz w:val="24"/>
+          <w:szCs w:val="24"/>
+        </w:rPr>
+        <w:t>CreateBookInput</w:t>
+      </w:r>
+      <w:proofErr w:type="spellEnd"/>
+      <w:r>
+        <w:rPr>
+          <w:b/>
+          <w:sz w:val="24"/>
+          <w:szCs w:val="24"/>
+        </w:rPr>
+        <w:t xml:space="preserve">? Почему его нет в </w:t>
+      </w:r>
+      <w:proofErr w:type="spellStart"/>
+      <w:r>
+        <w:rPr>
+          <w:b/>
+          <w:sz w:val="24"/>
+          <w:szCs w:val="24"/>
+        </w:rPr>
+        <w:t>UpdateBookInput</w:t>
+      </w:r>
+      <w:proofErr w:type="spellEnd"/>
+      <w:r>
+        <w:rPr>
+          <w:b/>
+          <w:sz w:val="24"/>
+          <w:szCs w:val="24"/>
+        </w:rPr>
+        <w:t>?</w:t>
+      </w:r>
+    </w:p>
+    <w:p>
+      <w:pPr>
+        <w:pStyle w:val="a3"/>
+        <w:rPr>
+          <w:sz w:val="24"/>
+          <w:szCs w:val="24"/>
+        </w:rPr>
+      </w:pPr>
+      <w:proofErr w:type="spellStart"/>
+      <w:r>
+        <w:rPr>
+          <w:sz w:val="24"/>
+          <w:szCs w:val="24"/>
+        </w:rPr>
+        <w:t>authorId</w:t>
+      </w:r>
+      <w:proofErr w:type="spellEnd"/>
+      <w:r>
+        <w:rPr>
+          <w:sz w:val="24"/>
+          <w:szCs w:val="24"/>
+        </w:rPr>
+        <w:t xml:space="preserve">: ID! – данное поле есть в </w:t>
+      </w:r>
+      <w:proofErr w:type="spellStart"/>
+      <w:r>
+        <w:rPr>
+          <w:sz w:val="24"/>
+          <w:szCs w:val="24"/>
+        </w:rPr>
+        <w:t>CreateBookInput</w:t>
+      </w:r>
+      <w:proofErr w:type="spellEnd"/>
+      <w:r>
+        <w:rPr>
+          <w:sz w:val="24"/>
+          <w:szCs w:val="24"/>
+        </w:rPr>
+        <w:t xml:space="preserve">, потому что это создание новой книги, привязка к автору обаятельна.  В классе </w:t>
+      </w:r>
+      <w:r>
+        <w:rPr>
+          <w:sz w:val="24"/>
+          <w:szCs w:val="24"/>
+          <w:lang w:val="en-US"/>
+        </w:rPr>
+        <w:t>BookRequest</w:t>
+      </w:r>
+      <w:r>
+        <w:rPr>
+          <w:sz w:val="24"/>
+          <w:szCs w:val="24"/>
+        </w:rPr>
+        <w:t xml:space="preserve"> поле </w:t>
+      </w:r>
+      <w:r>
+        <w:rPr>
+          <w:sz w:val="24"/>
+          <w:szCs w:val="24"/>
+          <w:lang w:val="en-US"/>
+        </w:rPr>
+        <w:t>authorid</w:t>
+      </w:r>
+      <w:r>
+        <w:rPr>
+          <w:sz w:val="24"/>
+          <w:szCs w:val="24"/>
+        </w:rPr>
+        <w:t xml:space="preserve"> отмечено аннотацией – поле не может быть пустым. При обновлении книги, это поле не обязательно, что при полно, что при частичном, так как автор у книги поменяться не может.</w:t>
+      </w:r>
+    </w:p>
+    <w:p>
+      <w:pPr>
+        <w:pStyle w:val="a3"/>
+        <w:numPr>
+          <w:ilvl w:val="0"/>
+          <w:numId w:val="3"/>
+        </w:numPr>
+        <w:rPr>
+          <w:b/>
+          <w:sz w:val="24"/>
+          <w:szCs w:val="24"/>
+        </w:rPr>
+      </w:pPr>
+      <w:r>
+        <w:rPr>
+          <w:b/>
+          <w:bCs/>
+          <w:sz w:val="24"/>
+          <w:szCs w:val="24"/>
+        </w:rPr>
+        <w:t xml:space="preserve">В </w:t>
+      </w:r>
+      <w:proofErr w:type="spellStart"/>
+      <w:r>
+        <w:rPr>
+          <w:b/>
+          <w:bCs/>
+          <w:sz w:val="24"/>
+          <w:szCs w:val="24"/>
+        </w:rPr>
+        <w:t>GraphiQL</w:t>
+      </w:r>
+      <w:proofErr w:type="spellEnd"/>
+      <w:r>
+        <w:rPr>
+          <w:b/>
+          <w:bCs/>
+          <w:sz w:val="24"/>
+          <w:szCs w:val="24"/>
+        </w:rPr>
+        <w:t xml:space="preserve"> выполните интроспекцию-запрос, чтобы </w:t>
+      </w:r>
+      <w:proofErr w:type="spellStart"/>
+      <w:r>
+        <w:rPr>
+          <w:b/>
+          <w:bCs/>
+          <w:sz w:val="24"/>
+          <w:szCs w:val="24"/>
+        </w:rPr>
+        <w:t>программно</w:t>
+      </w:r>
+      <w:proofErr w:type="spellEnd"/>
+      <w:r>
+        <w:rPr>
+          <w:b/>
+          <w:bCs/>
+          <w:sz w:val="24"/>
+          <w:szCs w:val="24"/>
+        </w:rPr>
+        <w:t xml:space="preserve"> получить все поля типа </w:t>
+      </w:r>
+      <w:proofErr w:type="spellStart"/>
+      <w:r>
+        <w:rPr>
+          <w:b/>
+          <w:bCs/>
+          <w:sz w:val="24"/>
+          <w:szCs w:val="24"/>
+        </w:rPr>
+        <w:t>Author</w:t>
+      </w:r>
+      <w:proofErr w:type="spellEnd"/>
+      <w:r>
+        <w:rPr>
+          <w:b/>
+          <w:bCs/>
+          <w:sz w:val="24"/>
+          <w:szCs w:val="24"/>
+        </w:rPr>
+        <w:t>:</w:t>
+      </w:r>
+    </w:p>
+    <w:p>
+      <w:pPr>
+        <w:pStyle w:val="a3"/>
+        <w:rPr>
+          <w:sz w:val="24"/>
+          <w:szCs w:val="24"/>
+        </w:rPr>
+      </w:pPr>
+      <w:r>
+        <w:rPr>
+          <w:noProof/>
+          <w:sz w:val="24"/>
+          <w:szCs w:val="24"/>
+          <w:lang w:eastAsia="ru-RU"/>
+        </w:rPr>
+        <w:drawing>
+          <wp:inline distT="0" distB="0" distL="0" distR="0" wp14:anchorId="5F1E15F2" wp14:editId="55BE2F99">
+            <wp:extent cx="5940425" cy="1692275"/>
+            <wp:effectExtent l="0" t="0" r="3175" b="3175"/>
+            <wp:docPr id="1" name="Рисунок 1"/>
+            <wp:cNvGraphicFramePr>
+              <a:graphicFrameLocks xmlns:a="http://schemas.openxmlformats.org/drawingml/2006/main" noChangeAspect="1"/>
+            </wp:cNvGraphicFramePr>
+            <a:graphic xmlns:a="http://schemas.openxmlformats.org/drawingml/2006/main">
+              <a:graphicData uri="http://schemas.openxmlformats.org/drawingml/2006/picture">
+                <pic:pic xmlns:pic="http://schemas.openxmlformats.org/drawingml/2006/picture">
+                  <pic:nvPicPr>
+                    <pic:cNvPr id="1" name=""/>
+                    <pic:cNvPicPr/>
+                  </pic:nvPicPr>
+                  <pic:blipFill>
+                    <a:blip r:embed="rId5"/>
+                    <a:stretch>
+                      <a:fillRect/>
+                    </a:stretch>
+                  </pic:blipFill>
+                  <pic:spPr>
+                    <a:xfrm>
+                      <a:off x="0" y="0"/>
+                      <a:ext cx="5940425" cy="1692275"/>
+                    </a:xfrm>
+                    <a:prstGeom prst="rect">
+                      <a:avLst/>
+                    </a:prstGeom>
+                  </pic:spPr>
+                </pic:pic>
+              </a:graphicData>
+            </a:graphic>
+          </wp:inline>
+        </w:drawing>
+      </w:r>
+    </w:p>
+    <w:p>
+      <w:pPr>
+        <w:pStyle w:val="a3"/>
+        <w:rPr>
+          <w:sz w:val="24"/>
+          <w:szCs w:val="24"/>
+        </w:rPr>
+      </w:pPr>
+    </w:p>
+    <w:p>
+      <w:pPr>
+        <w:rPr>
+          <w:b/>
+          <w:sz w:val="24"/>
+          <w:szCs w:val="24"/>
+        </w:rPr>
+      </w:pPr>
+      <w:r>
+        <w:rPr>
+          <w:b/>
+          <w:sz w:val="24"/>
+          <w:szCs w:val="24"/>
+        </w:rPr>
+        <w:t>Задание 2. Составление запросов</w:t>
+      </w:r>
+    </w:p>
+    <w:p>
+      <w:pPr>
+        <w:rPr>
+          <w:b/>
+          <w:sz w:val="24"/>
+          <w:szCs w:val="24"/>
+        </w:rPr>
+      </w:pPr>
+      <w:r>
+        <w:rPr>
+          <w:b/>
+          <w:sz w:val="24"/>
+          <w:szCs w:val="24"/>
+        </w:rPr>
+        <w:t xml:space="preserve">Напишите </w:t>
+      </w:r>
+      <w:proofErr w:type="spellStart"/>
+      <w:r>
+        <w:rPr>
+          <w:b/>
+          <w:sz w:val="24"/>
+          <w:szCs w:val="24"/>
+        </w:rPr>
+        <w:t>GraphQL</w:t>
+      </w:r>
+      <w:proofErr w:type="spellEnd"/>
+      <w:r>
+        <w:rPr>
+          <w:b/>
+          <w:sz w:val="24"/>
+          <w:szCs w:val="24"/>
+        </w:rPr>
+        <w:t xml:space="preserve">-запросы для каждого сценария. Выполните их в </w:t>
+      </w:r>
+      <w:proofErr w:type="spellStart"/>
+      <w:r>
+        <w:rPr>
+          <w:b/>
+          <w:sz w:val="24"/>
+          <w:szCs w:val="24"/>
+        </w:rPr>
+        <w:t>GraphiQL</w:t>
+      </w:r>
+      <w:proofErr w:type="spellEnd"/>
+      <w:r>
+        <w:rPr>
+          <w:b/>
+          <w:sz w:val="24"/>
+          <w:szCs w:val="24"/>
+        </w:rPr>
+        <w:t xml:space="preserve"> и запишите ответ:</w:t>
+      </w:r>
+    </w:p>
+    <w:p>
+      <w:pPr>
+        <w:rPr>
+          <w:b/>
+          <w:sz w:val="24"/>
+          <w:szCs w:val="24"/>
+        </w:rPr>
+      </w:pPr>
+    </w:p>
+    <w:p>
+      <w:pPr>
+        <w:rPr>
+          <w:b/>
+          <w:sz w:val="24"/>
+          <w:szCs w:val="24"/>
+        </w:rPr>
+      </w:pPr>
+    </w:p>
+    <w:p>
+      <w:pPr>
+        <w:rPr>
+          <w:b/>
+          <w:sz w:val="24"/>
+          <w:szCs w:val="24"/>
+        </w:rPr>
+      </w:pPr>
+    </w:p>
+    <w:p>
+      <w:pPr>
+        <w:rPr>
+          <w:b/>
+          <w:sz w:val="24"/>
+          <w:szCs w:val="24"/>
+        </w:rPr>
+      </w:pPr>
+    </w:p>
+    <w:p>
+      <w:pPr>
+        <w:rPr>
+          <w:b/>
+          <w:sz w:val="24"/>
+          <w:szCs w:val="24"/>
+        </w:rPr>
+      </w:pPr>
+    </w:p>
+    <w:p>
+      <w:pPr>
+        <w:rPr>
+          <w:b/>
+          <w:sz w:val="24"/>
+          <w:szCs w:val="24"/>
+        </w:rPr>
+      </w:pPr>
+      <w:r>
+        <w:rPr>
+          <w:b/>
+          <w:sz w:val="24"/>
+          <w:szCs w:val="24"/>
+        </w:rPr>
+        <w:lastRenderedPageBreak/>
+        <w:t>1.</w:t>
+      </w:r>
+      <w:r>
+        <w:rPr>
+          <w:b/>
+          <w:sz w:val="24"/>
+          <w:szCs w:val="24"/>
+        </w:rPr>
+        <w:tab/>
+        <w:t xml:space="preserve">Получите список всех книг, включая только поля </w:t>
+      </w:r>
+      <w:proofErr w:type="spellStart"/>
+      <w:r>
+        <w:rPr>
+          <w:b/>
+          <w:sz w:val="24"/>
+          <w:szCs w:val="24"/>
+        </w:rPr>
+        <w:t>title</w:t>
+      </w:r>
+      <w:proofErr w:type="spellEnd"/>
+      <w:r>
+        <w:rPr>
+          <w:b/>
+          <w:sz w:val="24"/>
+          <w:szCs w:val="24"/>
+        </w:rPr>
+        <w:t xml:space="preserve">, </w:t>
+      </w:r>
+      <w:proofErr w:type="spellStart"/>
+      <w:r>
+        <w:rPr>
+          <w:b/>
+          <w:sz w:val="24"/>
+          <w:szCs w:val="24"/>
+        </w:rPr>
+        <w:t>isbn</w:t>
+      </w:r>
+      <w:proofErr w:type="spellEnd"/>
+      <w:r>
+        <w:rPr>
+          <w:b/>
+          <w:sz w:val="24"/>
+          <w:szCs w:val="24"/>
+        </w:rPr>
+        <w:t xml:space="preserve"> и </w:t>
+      </w:r>
+      <w:proofErr w:type="spellStart"/>
+      <w:r>
+        <w:rPr>
+          <w:b/>
+          <w:sz w:val="24"/>
+          <w:szCs w:val="24"/>
+        </w:rPr>
+        <w:t>fullName</w:t>
+      </w:r>
+      <w:proofErr w:type="spellEnd"/>
+      <w:r>
+        <w:rPr>
+          <w:b/>
+          <w:sz w:val="24"/>
+          <w:szCs w:val="24"/>
+        </w:rPr>
+        <w:t xml:space="preserve"> автора.</w:t>
+      </w:r>
+    </w:p>
+    <w:p>
+      <w:pPr>
+        <w:rPr>
+          <w:b/>
+          <w:sz w:val="24"/>
+          <w:szCs w:val="24"/>
+          <w:lang w:val="en-US"/>
+        </w:rPr>
+      </w:pPr>
+      <w:r>
+        <w:rPr>
+          <w:b/>
+          <w:noProof/>
+          <w:sz w:val="24"/>
+          <w:szCs w:val="24"/>
+          <w:lang w:eastAsia="ru-RU"/>
+        </w:rPr>
+        <w:drawing>
+          <wp:inline distT="0" distB="0" distL="0" distR="0" wp14:anchorId="52A65F10" wp14:editId="1717EBDA">
+            <wp:extent cx="5940425" cy="2612390"/>
+            <wp:effectExtent l="0" t="0" r="3175" b="0"/>
+            <wp:docPr id="2" name="Рисунок 2"/>
+            <wp:cNvGraphicFramePr>
+              <a:graphicFrameLocks xmlns:a="http://schemas.openxmlformats.org/drawingml/2006/main" noChangeAspect="1"/>
+            </wp:cNvGraphicFramePr>
+            <a:graphic xmlns:a="http://schemas.openxmlformats.org/drawingml/2006/main">
+              <a:graphicData uri="http://schemas.openxmlformats.org/drawingml/2006/picture">
+                <pic:pic xmlns:pic="http://schemas.openxmlformats.org/drawingml/2006/picture">
+                  <pic:nvPicPr>
+                    <pic:cNvPr id="1" name=""/>
+                    <pic:cNvPicPr/>
+                  </pic:nvPicPr>
+                  <pic:blipFill>
+                    <a:blip r:embed="rId6"/>
+                    <a:stretch>
+                      <a:fillRect/>
+                    </a:stretch>
+                  </pic:blipFill>
+                  <pic:spPr>
+                    <a:xfrm>
+                      <a:off x="0" y="0"/>
+                      <a:ext cx="5940425" cy="2612390"/>
+                    </a:xfrm>
+                    <a:prstGeom prst="rect">
+                      <a:avLst/>
+                    </a:prstGeom>
+                  </pic:spPr>
+                </pic:pic>
+              </a:graphicData>
+            </a:graphic>
+          </wp:inline>
+        </w:drawing>
+      </w:r>
+    </w:p>
+    <w:p>
+      <w:pPr>
+        <w:rPr>
+          <w:b/>
+          <w:sz w:val="24"/>
+          <w:szCs w:val="24"/>
+        </w:rPr>
+      </w:pPr>
+      <w:r>
+        <w:rPr>
+          <w:b/>
+          <w:sz w:val="24"/>
+          <w:szCs w:val="24"/>
+        </w:rPr>
+        <w:t>2.</w:t>
+      </w:r>
+      <w:r>
+        <w:rPr>
+          <w:b/>
+          <w:sz w:val="24"/>
+          <w:szCs w:val="24"/>
+        </w:rPr>
+        <w:tab/>
+        <w:t xml:space="preserve">Получите автора с </w:t>
+      </w:r>
+      <w:proofErr w:type="spellStart"/>
+      <w:r>
+        <w:rPr>
+          <w:b/>
+          <w:sz w:val="24"/>
+          <w:szCs w:val="24"/>
+        </w:rPr>
+        <w:t>id</w:t>
+      </w:r>
+      <w:proofErr w:type="spellEnd"/>
+      <w:r>
+        <w:rPr>
+          <w:b/>
+          <w:sz w:val="24"/>
+          <w:szCs w:val="24"/>
+        </w:rPr>
+        <w:t xml:space="preserve">: "1" вместе со всеми полями и его книгами (только </w:t>
+      </w:r>
+      <w:proofErr w:type="spellStart"/>
+      <w:r>
+        <w:rPr>
+          <w:b/>
+          <w:sz w:val="24"/>
+          <w:szCs w:val="24"/>
+        </w:rPr>
+        <w:t>title</w:t>
+      </w:r>
+      <w:proofErr w:type="spellEnd"/>
+      <w:r>
+        <w:rPr>
+          <w:b/>
+          <w:sz w:val="24"/>
+          <w:szCs w:val="24"/>
+        </w:rPr>
+        <w:t xml:space="preserve"> и </w:t>
+      </w:r>
+      <w:proofErr w:type="spellStart"/>
+      <w:r>
+        <w:rPr>
+          <w:b/>
+          <w:sz w:val="24"/>
+          <w:szCs w:val="24"/>
+        </w:rPr>
+        <w:t>genre</w:t>
+      </w:r>
+      <w:proofErr w:type="spellEnd"/>
+      <w:r>
+        <w:rPr>
+          <w:b/>
+          <w:sz w:val="24"/>
+          <w:szCs w:val="24"/>
+        </w:rPr>
+        <w:t>).</w:t>
+      </w:r>
+    </w:p>
+    <w:p>
+      <w:pPr>
+        <w:rPr>
+          <w:b/>
+          <w:sz w:val="24"/>
+          <w:szCs w:val="24"/>
+        </w:rPr>
+      </w:pPr>
+      <w:r>
+        <w:rPr>
+          <w:b/>
+          <w:noProof/>
+          <w:sz w:val="24"/>
+          <w:szCs w:val="24"/>
+          <w:lang w:eastAsia="ru-RU"/>
+        </w:rPr>
+        <w:drawing>
+          <wp:inline distT="0" distB="0" distL="0" distR="0" wp14:anchorId="25BB65C2">
+            <wp:extent cx="8362315" cy="3210742"/>
+            <wp:effectExtent l="0" t="0" r="635" b="8890"/>
+            <wp:docPr id="3" name="Рисунок 3"/>
+            <wp:cNvGraphicFramePr>
+              <a:graphicFrameLocks xmlns:a="http://schemas.openxmlformats.org/drawingml/2006/main" noChangeAspect="1"/>
+            </wp:cNvGraphicFramePr>
+            <a:graphic xmlns:a="http://schemas.openxmlformats.org/drawingml/2006/main">
+              <a:graphicData uri="http://schemas.openxmlformats.org/drawingml/2006/picture">
+                <pic:pic xmlns:pic="http://schemas.openxmlformats.org/drawingml/2006/picture">
+                  <pic:nvPicPr>
+                    <pic:cNvPr id="0" name="Picture 2"/>
+                    <pic:cNvPicPr>
+                      <a:picLocks noChangeAspect="1" noChangeArrowheads="1"/>
+                    </pic:cNvPicPr>
+                  </pic:nvPicPr>
+                  <pic:blipFill>
+                    <a:blip r:embed="rId7">
+                      <a:extLst>
+                        <a:ext uri="{28A0092B-C50C-407E-A947-70E740481C1C}">
+                          <a14:useLocalDpi xmlns:a14="http://schemas.microsoft.com/office/drawing/2010/main" val="0"/>
+                        </a:ext>
+                      </a:extLst>
+                    </a:blip>
+                    <a:srcRect/>
+                    <a:stretch>
+                      <a:fillRect/>
+                    </a:stretch>
+                  </pic:blipFill>
+                  <pic:spPr bwMode="auto">
+                    <a:xfrm>
+                      <a:off x="0" y="0"/>
+                      <a:ext cx="8415150" cy="3231028"/>
+                    </a:xfrm>
+                    <a:prstGeom prst="rect">
+                      <a:avLst/>
+                    </a:prstGeom>
+                    <a:noFill/>
+                  </pic:spPr>
+                </pic:pic>
+              </a:graphicData>
+            </a:graphic>
+          </wp:inline>
+        </w:drawing>
+      </w:r>
+    </w:p>
+    <w:p>
+      <w:pPr>
+        <w:rPr>
+          <w:b/>
+          <w:sz w:val="24"/>
+          <w:szCs w:val="24"/>
+        </w:rPr>
+      </w:pPr>
+      <w:r>
+        <w:rPr>
+          <w:b/>
+          <w:sz w:val="24"/>
+          <w:szCs w:val="24"/>
+        </w:rPr>
+        <w:t>3.</w:t>
+      </w:r>
+      <w:r>
+        <w:rPr>
+          <w:b/>
+          <w:sz w:val="24"/>
+          <w:szCs w:val="24"/>
+        </w:rPr>
+        <w:tab/>
+        <w:t xml:space="preserve">Используя </w:t>
+      </w:r>
+      <w:proofErr w:type="spellStart"/>
+      <w:r>
+        <w:rPr>
+          <w:b/>
+          <w:sz w:val="24"/>
+          <w:szCs w:val="24"/>
+        </w:rPr>
+        <w:t>алиасы</w:t>
+      </w:r>
+      <w:proofErr w:type="spellEnd"/>
+      <w:r>
+        <w:rPr>
+          <w:b/>
+          <w:sz w:val="24"/>
+          <w:szCs w:val="24"/>
+        </w:rPr>
+        <w:t xml:space="preserve">, получите данные автора 1 и автора 2 в одном запросе (только </w:t>
+      </w:r>
+      <w:proofErr w:type="spellStart"/>
+      <w:r>
+        <w:rPr>
+          <w:b/>
+          <w:sz w:val="24"/>
+          <w:szCs w:val="24"/>
+        </w:rPr>
+        <w:t>fullName</w:t>
+      </w:r>
+      <w:proofErr w:type="spellEnd"/>
+      <w:r>
+        <w:rPr>
+          <w:b/>
+          <w:sz w:val="24"/>
+          <w:szCs w:val="24"/>
+        </w:rPr>
+        <w:t xml:space="preserve"> и </w:t>
+      </w:r>
+      <w:proofErr w:type="spellStart"/>
+      <w:r>
+        <w:rPr>
+          <w:b/>
+          <w:sz w:val="24"/>
+          <w:szCs w:val="24"/>
+        </w:rPr>
+        <w:t>booksCount</w:t>
+      </w:r>
+      <w:proofErr w:type="spellEnd"/>
+      <w:r>
+        <w:rPr>
+          <w:b/>
+          <w:sz w:val="24"/>
+          <w:szCs w:val="24"/>
+        </w:rPr>
+        <w:t>).</w:t>
+      </w:r>
+    </w:p>
+    <w:p>
+      <w:pPr>
+        <w:rPr>
+          <w:b/>
+          <w:sz w:val="24"/>
+          <w:szCs w:val="24"/>
+        </w:rPr>
+      </w:pPr>
+      <w:r>
+        <w:rPr>
+          <w:b/>
+          <w:noProof/>
+          <w:sz w:val="24"/>
+          <w:szCs w:val="24"/>
+          <w:lang w:eastAsia="ru-RU"/>
+        </w:rPr>
+        <w:lastRenderedPageBreak/>
+        <w:drawing>
+          <wp:inline distT="0" distB="0" distL="0" distR="0" wp14:anchorId="2E1777C6">
+            <wp:extent cx="6492875" cy="3398520"/>
+            <wp:effectExtent l="0" t="0" r="3175" b="0"/>
+            <wp:docPr id="4" name="Рисунок 4"/>
+            <wp:cNvGraphicFramePr>
+              <a:graphicFrameLocks xmlns:a="http://schemas.openxmlformats.org/drawingml/2006/main" noChangeAspect="1"/>
+            </wp:cNvGraphicFramePr>
+            <a:graphic xmlns:a="http://schemas.openxmlformats.org/drawingml/2006/main">
+              <a:graphicData uri="http://schemas.openxmlformats.org/drawingml/2006/picture">
+                <pic:pic xmlns:pic="http://schemas.openxmlformats.org/drawingml/2006/picture">
+                  <pic:nvPicPr>
+                    <pic:cNvPr id="0" name="Picture 3"/>
+                    <pic:cNvPicPr>
+                      <a:picLocks noChangeAspect="1" noChangeArrowheads="1"/>
+                    </pic:cNvPicPr>
+                  </pic:nvPicPr>
+                  <pic:blipFill>
+                    <a:blip r:embed="rId8">
+                      <a:extLst>
+                        <a:ext uri="{28A0092B-C50C-407E-A947-70E740481C1C}">
+                          <a14:useLocalDpi xmlns:a14="http://schemas.microsoft.com/office/drawing/2010/main" val="0"/>
+                        </a:ext>
+                      </a:extLst>
+                    </a:blip>
+                    <a:srcRect/>
+                    <a:stretch>
+                      <a:fillRect/>
+                    </a:stretch>
+                  </pic:blipFill>
+                  <pic:spPr bwMode="auto">
+                    <a:xfrm>
+                      <a:off x="0" y="0"/>
+                      <a:ext cx="6492875" cy="3398520"/>
+                    </a:xfrm>
+                    <a:prstGeom prst="rect">
+                      <a:avLst/>
+                    </a:prstGeom>
+                    <a:noFill/>
+                  </pic:spPr>
+                </pic:pic>
+              </a:graphicData>
+            </a:graphic>
+          </wp:inline>
+        </w:drawing>
+      </w:r>
+    </w:p>
+    <w:p>
+      <w:pPr>
+        <w:rPr>
+          <w:b/>
+          <w:sz w:val="24"/>
+          <w:szCs w:val="24"/>
+        </w:rPr>
+      </w:pPr>
+      <w:r>
+        <w:rPr>
+          <w:b/>
+          <w:sz w:val="24"/>
+          <w:szCs w:val="24"/>
+        </w:rPr>
+        <w:t>4.</w:t>
+      </w:r>
+      <w:r>
+        <w:rPr>
+          <w:b/>
+          <w:sz w:val="24"/>
+          <w:szCs w:val="24"/>
+        </w:rPr>
+        <w:tab/>
+        <w:t xml:space="preserve">Используя переменные, напишите универсальный запрос для получения книги по ID. Протестируйте с </w:t>
+      </w:r>
+      <w:proofErr w:type="spellStart"/>
+      <w:r>
+        <w:rPr>
+          <w:b/>
+          <w:sz w:val="24"/>
+          <w:szCs w:val="24"/>
+        </w:rPr>
+        <w:t>id</w:t>
+      </w:r>
+      <w:proofErr w:type="spellEnd"/>
+      <w:r>
+        <w:rPr>
+          <w:b/>
+          <w:sz w:val="24"/>
+          <w:szCs w:val="24"/>
+        </w:rPr>
+        <w:t xml:space="preserve">: "1" и </w:t>
+      </w:r>
+      <w:proofErr w:type="spellStart"/>
+      <w:r>
+        <w:rPr>
+          <w:b/>
+          <w:sz w:val="24"/>
+          <w:szCs w:val="24"/>
+        </w:rPr>
+        <w:t>id</w:t>
+      </w:r>
+      <w:proofErr w:type="spellEnd"/>
+      <w:r>
+        <w:rPr>
+          <w:b/>
+          <w:sz w:val="24"/>
+          <w:szCs w:val="24"/>
+        </w:rPr>
+        <w:t>: "2".</w:t>
+      </w:r>
+    </w:p>
+    <w:p>
+      <w:pPr>
+        <w:rPr>
+          <w:b/>
+          <w:sz w:val="24"/>
+          <w:szCs w:val="24"/>
+        </w:rPr>
+      </w:pPr>
+      <w:r>
+        <w:rPr>
+          <w:b/>
+          <w:noProof/>
+          <w:sz w:val="24"/>
+          <w:szCs w:val="24"/>
+          <w:lang w:eastAsia="ru-RU"/>
+        </w:rPr>
+        <w:drawing>
+          <wp:inline distT="0" distB="0" distL="0" distR="0" wp14:anchorId="062BF67F">
+            <wp:extent cx="5795645" cy="3280547"/>
+            <wp:effectExtent l="0" t="0" r="0" b="0"/>
+            <wp:docPr id="5" name="Рисунок 5"/>
+            <wp:cNvGraphicFramePr>
+              <a:graphicFrameLocks xmlns:a="http://schemas.openxmlformats.org/drawingml/2006/main" noChangeAspect="1"/>
+            </wp:cNvGraphicFramePr>
+            <a:graphic xmlns:a="http://schemas.openxmlformats.org/drawingml/2006/main">
+              <a:graphicData uri="http://schemas.openxmlformats.org/drawingml/2006/picture">
+                <pic:pic xmlns:pic="http://schemas.openxmlformats.org/drawingml/2006/picture">
+                  <pic:nvPicPr>
+                    <pic:cNvPr id="0" name="Picture 4"/>
+                    <pic:cNvPicPr>
+                      <a:picLocks noChangeAspect="1" noChangeArrowheads="1"/>
+                    </pic:cNvPicPr>
+                  </pic:nvPicPr>
+                  <pic:blipFill>
+                    <a:blip r:embed="rId9">
+                      <a:extLst>
+                        <a:ext uri="{28A0092B-C50C-407E-A947-70E740481C1C}">
+                          <a14:useLocalDpi xmlns:a14="http://schemas.microsoft.com/office/drawing/2010/main" val="0"/>
+                        </a:ext>
+                      </a:extLst>
+                    </a:blip>
+                    <a:srcRect/>
+                    <a:stretch>
+                      <a:fillRect/>
+                    </a:stretch>
+                  </pic:blipFill>
+                  <pic:spPr bwMode="auto">
+                    <a:xfrm>
+                      <a:off x="0" y="0"/>
+                      <a:ext cx="5803075" cy="3284753"/>
+                    </a:xfrm>
+                    <a:prstGeom prst="rect">
+                      <a:avLst/>
+                    </a:prstGeom>
+                    <a:noFill/>
+                  </pic:spPr>
+                </pic:pic>
+              </a:graphicData>
+            </a:graphic>
+          </wp:inline>
+        </w:drawing>
+      </w:r>
+    </w:p>
+    <w:p>
+      <w:pPr>
+        <w:rPr>
+          <w:b/>
+          <w:sz w:val="24"/>
+          <w:szCs w:val="24"/>
+        </w:rPr>
+      </w:pPr>
+      <w:r>
+        <w:rPr>
+          <w:b/>
+          <w:noProof/>
+          <w:sz w:val="24"/>
+          <w:szCs w:val="24"/>
+          <w:lang w:eastAsia="ru-RU"/>
+        </w:rPr>
+        <w:lastRenderedPageBreak/>
+        <w:drawing>
+          <wp:inline distT="0" distB="0" distL="0" distR="0" wp14:anchorId="07F0C75E">
+            <wp:extent cx="6352540" cy="3088938"/>
+            <wp:effectExtent l="0" t="0" r="0" b="0"/>
+            <wp:docPr id="6" name="Рисунок 6"/>
+            <wp:cNvGraphicFramePr>
+              <a:graphicFrameLocks xmlns:a="http://schemas.openxmlformats.org/drawingml/2006/main" noChangeAspect="1"/>
+            </wp:cNvGraphicFramePr>
+            <a:graphic xmlns:a="http://schemas.openxmlformats.org/drawingml/2006/main">
+              <a:graphicData uri="http://schemas.openxmlformats.org/drawingml/2006/picture">
+                <pic:pic xmlns:pic="http://schemas.openxmlformats.org/drawingml/2006/picture">
+                  <pic:nvPicPr>
+                    <pic:cNvPr id="0" name="Picture 5"/>
+                    <pic:cNvPicPr>
+                      <a:picLocks noChangeAspect="1" noChangeArrowheads="1"/>
+                    </pic:cNvPicPr>
+                  </pic:nvPicPr>
+                  <pic:blipFill>
+                    <a:blip r:embed="rId10">
+                      <a:extLst>
+                        <a:ext uri="{28A0092B-C50C-407E-A947-70E740481C1C}">
+                          <a14:useLocalDpi xmlns:a14="http://schemas.microsoft.com/office/drawing/2010/main" val="0"/>
+                        </a:ext>
+                      </a:extLst>
+                    </a:blip>
+                    <a:srcRect/>
+                    <a:stretch>
+                      <a:fillRect/>
+                    </a:stretch>
+                  </pic:blipFill>
+                  <pic:spPr bwMode="auto">
+                    <a:xfrm>
+                      <a:off x="0" y="0"/>
+                      <a:ext cx="6360072" cy="3092600"/>
+                    </a:xfrm>
+                    <a:prstGeom prst="rect">
+                      <a:avLst/>
+                    </a:prstGeom>
+                    <a:noFill/>
+                  </pic:spPr>
+                </pic:pic>
+              </a:graphicData>
+            </a:graphic>
+          </wp:inline>
+        </w:drawing>
+      </w:r>
+    </w:p>
+    <w:p>
+      <w:pPr>
+        <w:rPr>
+          <w:b/>
+          <w:sz w:val="24"/>
+          <w:szCs w:val="24"/>
+        </w:rPr>
+      </w:pPr>
+      <w:r>
+        <w:rPr>
+          <w:b/>
+          <w:sz w:val="24"/>
+          <w:szCs w:val="24"/>
+        </w:rPr>
+        <w:t>Задание 3. Мутации</w:t>
+      </w:r>
+    </w:p>
+    <w:p>
+      <w:pPr>
+        <w:rPr>
+          <w:b/>
+          <w:sz w:val="24"/>
+          <w:szCs w:val="24"/>
+        </w:rPr>
+      </w:pPr>
+      <w:r>
+        <w:rPr>
+          <w:b/>
+          <w:sz w:val="24"/>
+          <w:szCs w:val="24"/>
+        </w:rPr>
+        <w:t>1.</w:t>
+      </w:r>
+      <w:r>
+        <w:rPr>
+          <w:b/>
+          <w:sz w:val="24"/>
+          <w:szCs w:val="24"/>
+        </w:rPr>
+        <w:tab/>
+        <w:t>Создайте нового автора с именем, фамилией потока (</w:t>
+      </w:r>
+      <w:proofErr w:type="spellStart"/>
+      <w:r>
+        <w:rPr>
+          <w:b/>
+          <w:sz w:val="24"/>
+          <w:szCs w:val="24"/>
+        </w:rPr>
+        <w:t>мастеры</w:t>
+      </w:r>
+      <w:proofErr w:type="spellEnd"/>
+      <w:r>
+        <w:rPr>
+          <w:b/>
+          <w:sz w:val="24"/>
+          <w:szCs w:val="24"/>
+        </w:rPr>
+        <w:t xml:space="preserve"> / бакалавры) и национальностью. В ответе запросите </w:t>
+      </w:r>
+      <w:proofErr w:type="spellStart"/>
+      <w:r>
+        <w:rPr>
+          <w:b/>
+          <w:sz w:val="24"/>
+          <w:szCs w:val="24"/>
+        </w:rPr>
+        <w:t>id</w:t>
+      </w:r>
+      <w:proofErr w:type="spellEnd"/>
+      <w:r>
+        <w:rPr>
+          <w:b/>
+          <w:sz w:val="24"/>
+          <w:szCs w:val="24"/>
+        </w:rPr>
+        <w:t xml:space="preserve">, </w:t>
+      </w:r>
+      <w:proofErr w:type="spellStart"/>
+      <w:r>
+        <w:rPr>
+          <w:b/>
+          <w:sz w:val="24"/>
+          <w:szCs w:val="24"/>
+        </w:rPr>
+        <w:t>fullName</w:t>
+      </w:r>
+      <w:proofErr w:type="spellEnd"/>
+      <w:r>
+        <w:rPr>
+          <w:b/>
+          <w:sz w:val="24"/>
+          <w:szCs w:val="24"/>
+        </w:rPr>
+        <w:t>.</w:t>
+      </w:r>
+    </w:p>
+    <w:p>
+      <w:pPr>
+        <w:rPr>
+          <w:b/>
+          <w:sz w:val="24"/>
+          <w:szCs w:val="24"/>
+        </w:rPr>
+      </w:pPr>
+      <w:r>
+        <w:rPr>
+          <w:b/>
+          <w:noProof/>
+          <w:sz w:val="24"/>
+          <w:szCs w:val="24"/>
+          <w:lang w:eastAsia="ru-RU"/>
+        </w:rPr>
+        <w:drawing>
+          <wp:inline distT="0" distB="0" distL="0" distR="0" wp14:anchorId="3B2E8170">
+            <wp:extent cx="6504940" cy="1750797"/>
+            <wp:effectExtent l="0" t="0" r="0" b="1905"/>
+            <wp:docPr id="7" name="Рисунок 7"/>
+            <wp:cNvGraphicFramePr>
+              <a:graphicFrameLocks xmlns:a="http://schemas.openxmlformats.org/drawingml/2006/main" noChangeAspect="1"/>
+            </wp:cNvGraphicFramePr>
+            <a:graphic xmlns:a="http://schemas.openxmlformats.org/drawingml/2006/main">
+              <a:graphicData uri="http://schemas.openxmlformats.org/drawingml/2006/picture">
+                <pic:pic xmlns:pic="http://schemas.openxmlformats.org/drawingml/2006/picture">
+                  <pic:nvPicPr>
+                    <pic:cNvPr id="0" name="Picture 6"/>
+                    <pic:cNvPicPr>
+                      <a:picLocks noChangeAspect="1" noChangeArrowheads="1"/>
+                    </pic:cNvPicPr>
+                  </pic:nvPicPr>
+                  <pic:blipFill>
+                    <a:blip r:embed="rId11">
+                      <a:extLst>
+                        <a:ext uri="{28A0092B-C50C-407E-A947-70E740481C1C}">
+                          <a14:useLocalDpi xmlns:a14="http://schemas.microsoft.com/office/drawing/2010/main" val="0"/>
+                        </a:ext>
+                      </a:extLst>
+                    </a:blip>
+                    <a:srcRect/>
+                    <a:stretch>
+                      <a:fillRect/>
+                    </a:stretch>
+                  </pic:blipFill>
+                  <pic:spPr bwMode="auto">
+                    <a:xfrm>
+                      <a:off x="0" y="0"/>
+                      <a:ext cx="6537504" cy="1759562"/>
+                    </a:xfrm>
+                    <a:prstGeom prst="rect">
+                      <a:avLst/>
+                    </a:prstGeom>
+                    <a:noFill/>
+                  </pic:spPr>
+                </pic:pic>
+              </a:graphicData>
+            </a:graphic>
+          </wp:inline>
+        </w:drawing>
+      </w:r>
+    </w:p>
+    <w:p>
+      <w:pPr>
+        <w:rPr>
+          <w:b/>
+          <w:sz w:val="24"/>
+          <w:szCs w:val="24"/>
+        </w:rPr>
+      </w:pPr>
+      <w:r>
+        <w:rPr>
+          <w:b/>
+          <w:sz w:val="24"/>
+          <w:szCs w:val="24"/>
+        </w:rPr>
+        <w:t>2.</w:t>
+      </w:r>
+      <w:r>
+        <w:rPr>
+          <w:b/>
+          <w:sz w:val="24"/>
+          <w:szCs w:val="24"/>
+        </w:rPr>
+        <w:tab/>
+        <w:t xml:space="preserve">Создайте книгу для этого автора. В ответе запросите </w:t>
+      </w:r>
+      <w:proofErr w:type="spellStart"/>
+      <w:r>
+        <w:rPr>
+          <w:b/>
+          <w:sz w:val="24"/>
+          <w:szCs w:val="24"/>
+        </w:rPr>
+        <w:t>id</w:t>
+      </w:r>
+      <w:proofErr w:type="spellEnd"/>
+      <w:r>
+        <w:rPr>
+          <w:b/>
+          <w:sz w:val="24"/>
+          <w:szCs w:val="24"/>
+        </w:rPr>
+        <w:t xml:space="preserve">, </w:t>
+      </w:r>
+      <w:proofErr w:type="spellStart"/>
+      <w:r>
+        <w:rPr>
+          <w:b/>
+          <w:sz w:val="24"/>
+          <w:szCs w:val="24"/>
+        </w:rPr>
+        <w:t>title</w:t>
+      </w:r>
+      <w:proofErr w:type="spellEnd"/>
+      <w:r>
+        <w:rPr>
+          <w:b/>
+          <w:sz w:val="24"/>
+          <w:szCs w:val="24"/>
+        </w:rPr>
+        <w:t xml:space="preserve">, </w:t>
+      </w:r>
+      <w:proofErr w:type="spellStart"/>
+      <w:r>
+        <w:rPr>
+          <w:b/>
+          <w:sz w:val="24"/>
+          <w:szCs w:val="24"/>
+        </w:rPr>
+        <w:t>isbn</w:t>
+      </w:r>
+      <w:proofErr w:type="spellEnd"/>
+      <w:r>
+        <w:rPr>
+          <w:b/>
+          <w:sz w:val="24"/>
+          <w:szCs w:val="24"/>
+        </w:rPr>
+        <w:t xml:space="preserve"> и </w:t>
+      </w:r>
+      <w:proofErr w:type="spellStart"/>
+      <w:r>
+        <w:rPr>
+          <w:b/>
+          <w:sz w:val="24"/>
+          <w:szCs w:val="24"/>
+        </w:rPr>
+        <w:t>fullName</w:t>
+      </w:r>
+      <w:proofErr w:type="spellEnd"/>
+      <w:r>
+        <w:rPr>
+          <w:b/>
+          <w:sz w:val="24"/>
+          <w:szCs w:val="24"/>
+        </w:rPr>
+        <w:t xml:space="preserve"> автора.</w:t>
+      </w:r>
+    </w:p>
+    <w:p>
+      <w:pPr>
+        <w:rPr>
+          <w:b/>
+          <w:sz w:val="24"/>
+          <w:szCs w:val="24"/>
+        </w:rPr>
+      </w:pPr>
+      <w:r>
+        <w:rPr>
+          <w:b/>
+          <w:noProof/>
+          <w:sz w:val="24"/>
+          <w:szCs w:val="24"/>
+          <w:lang w:eastAsia="ru-RU"/>
+        </w:rPr>
+        <w:drawing>
+          <wp:inline distT="0" distB="0" distL="0" distR="0" wp14:anchorId="08B7C754">
+            <wp:extent cx="5980430" cy="1529984"/>
+            <wp:effectExtent l="0" t="0" r="1270" b="0"/>
+            <wp:docPr id="8" name="Рисунок 8"/>
+            <wp:cNvGraphicFramePr>
+              <a:graphicFrameLocks xmlns:a="http://schemas.openxmlformats.org/drawingml/2006/main" noChangeAspect="1"/>
+            </wp:cNvGraphicFramePr>
+            <a:graphic xmlns:a="http://schemas.openxmlformats.org/drawingml/2006/main">
+              <a:graphicData uri="http://schemas.openxmlformats.org/drawingml/2006/picture">
+                <pic:pic xmlns:pic="http://schemas.openxmlformats.org/drawingml/2006/picture">
+                  <pic:nvPicPr>
+                    <pic:cNvPr id="0" name="Picture 7"/>
+                    <pic:cNvPicPr>
+                      <a:picLocks noChangeAspect="1" noChangeArrowheads="1"/>
+                    </pic:cNvPicPr>
+                  </pic:nvPicPr>
+                  <pic:blipFill>
+                    <a:blip r:embed="rId12">
+                      <a:extLst>
+                        <a:ext uri="{28A0092B-C50C-407E-A947-70E740481C1C}">
+                          <a14:useLocalDpi xmlns:a14="http://schemas.microsoft.com/office/drawing/2010/main" val="0"/>
+                        </a:ext>
+                      </a:extLst>
+                    </a:blip>
+                    <a:srcRect/>
+                    <a:stretch>
+                      <a:fillRect/>
+                    </a:stretch>
+                  </pic:blipFill>
+                  <pic:spPr bwMode="auto">
+                    <a:xfrm>
+                      <a:off x="0" y="0"/>
+                      <a:ext cx="6036070" cy="1544219"/>
+                    </a:xfrm>
+                    <a:prstGeom prst="rect">
+                      <a:avLst/>
+                    </a:prstGeom>
+                    <a:noFill/>
+                  </pic:spPr>
+                </pic:pic>
+              </a:graphicData>
+            </a:graphic>
+          </wp:inline>
+        </w:drawing>
+      </w:r>
+    </w:p>
+    <w:p>
+      <w:pPr>
+        <w:rPr>
+          <w:b/>
+          <w:sz w:val="24"/>
+          <w:szCs w:val="24"/>
+        </w:rPr>
+      </w:pPr>
+      <w:r>
+        <w:rPr>
+          <w:b/>
+          <w:sz w:val="24"/>
+          <w:szCs w:val="24"/>
+        </w:rPr>
+        <w:t>3.</w:t>
+      </w:r>
+      <w:r>
+        <w:rPr>
+          <w:b/>
+          <w:sz w:val="24"/>
+          <w:szCs w:val="24"/>
+        </w:rPr>
+        <w:tab/>
+        <w:t xml:space="preserve">Обновите созданную книгу - измените </w:t>
+      </w:r>
+      <w:proofErr w:type="spellStart"/>
+      <w:r>
+        <w:rPr>
+          <w:b/>
+          <w:sz w:val="24"/>
+          <w:szCs w:val="24"/>
+        </w:rPr>
+        <w:t>title</w:t>
+      </w:r>
+      <w:proofErr w:type="spellEnd"/>
+      <w:r>
+        <w:rPr>
+          <w:b/>
+          <w:sz w:val="24"/>
+          <w:szCs w:val="24"/>
+        </w:rPr>
+        <w:t xml:space="preserve">. Убедитесь, что </w:t>
+      </w:r>
+      <w:proofErr w:type="spellStart"/>
+      <w:r>
+        <w:rPr>
+          <w:b/>
+          <w:sz w:val="24"/>
+          <w:szCs w:val="24"/>
+        </w:rPr>
+        <w:t>isbn</w:t>
+      </w:r>
+      <w:proofErr w:type="spellEnd"/>
+      <w:r>
+        <w:rPr>
+          <w:b/>
+          <w:sz w:val="24"/>
+          <w:szCs w:val="24"/>
+        </w:rPr>
+        <w:t xml:space="preserve"> остался прежним.</w:t>
+      </w:r>
+    </w:p>
+    <w:p>
+      <w:pPr>
+        <w:rPr>
+          <w:b/>
+          <w:sz w:val="24"/>
+          <w:szCs w:val="24"/>
+        </w:rPr>
+      </w:pPr>
+      <w:r>
+        <w:rPr>
+          <w:b/>
+          <w:noProof/>
+          <w:sz w:val="24"/>
+          <w:szCs w:val="24"/>
+          <w:lang w:eastAsia="ru-RU"/>
+        </w:rPr>
+        <w:lastRenderedPageBreak/>
+        <w:drawing>
+          <wp:inline distT="0" distB="0" distL="0" distR="0" wp14:anchorId="1AC3A004">
+            <wp:extent cx="10821035" cy="3017520"/>
+            <wp:effectExtent l="0" t="0" r="0" b="0"/>
+            <wp:docPr id="9" name="Рисунок 9"/>
+            <wp:cNvGraphicFramePr>
+              <a:graphicFrameLocks xmlns:a="http://schemas.openxmlformats.org/drawingml/2006/main" noChangeAspect="1"/>
+            </wp:cNvGraphicFramePr>
+            <a:graphic xmlns:a="http://schemas.openxmlformats.org/drawingml/2006/main">
+              <a:graphicData uri="http://schemas.openxmlformats.org/drawingml/2006/picture">
+                <pic:pic xmlns:pic="http://schemas.openxmlformats.org/drawingml/2006/picture">
+                  <pic:nvPicPr>
+                    <pic:cNvPr id="0" name="Picture 8"/>
+                    <pic:cNvPicPr>
+                      <a:picLocks noChangeAspect="1" noChangeArrowheads="1"/>
+                    </pic:cNvPicPr>
+                  </pic:nvPicPr>
+                  <pic:blipFill>
+                    <a:blip r:embed="rId13">
+                      <a:extLst>
+                        <a:ext uri="{28A0092B-C50C-407E-A947-70E740481C1C}">
+                          <a14:useLocalDpi xmlns:a14="http://schemas.microsoft.com/office/drawing/2010/main" val="0"/>
+                        </a:ext>
+                      </a:extLst>
+                    </a:blip>
+                    <a:srcRect/>
+                    <a:stretch>
+                      <a:fillRect/>
+                    </a:stretch>
+                  </pic:blipFill>
+                  <pic:spPr bwMode="auto">
+                    <a:xfrm>
+                      <a:off x="0" y="0"/>
+                      <a:ext cx="10821035" cy="3017520"/>
+                    </a:xfrm>
+                    <a:prstGeom prst="rect">
+                      <a:avLst/>
+                    </a:prstGeom>
+                    <a:noFill/>
+                  </pic:spPr>
+                </pic:pic>
+              </a:graphicData>
+            </a:graphic>
+          </wp:inline>
+        </w:drawing>
+      </w:r>
+    </w:p>
+    <w:p>
+      <w:pPr>
+        <w:rPr>
+          <w:b/>
+          <w:sz w:val="24"/>
+          <w:szCs w:val="24"/>
+        </w:rPr>
+      </w:pPr>
+      <w:r>
+        <w:rPr>
+          <w:b/>
+          <w:sz w:val="24"/>
+          <w:szCs w:val="24"/>
+        </w:rPr>
+        <w:t>4.</w:t>
+      </w:r>
+      <w:r>
+        <w:rPr>
+          <w:b/>
+          <w:sz w:val="24"/>
+          <w:szCs w:val="24"/>
+        </w:rPr>
+        <w:tab/>
+        <w:t>Удалите автора. Проверьте, что его книга тоже удалена (запросите книгу по ID - должна быть ошибка).</w:t>
+      </w:r>
+    </w:p>
+    <w:p>
+      <w:pPr>
+        <w:rPr>
+          <w:b/>
+          <w:sz w:val="24"/>
+          <w:szCs w:val="24"/>
+          <w:lang w:val="en-US"/>
+        </w:rPr>
+      </w:pPr>
+      <w:r>
+        <w:rPr>
+          <w:b/>
+          <w:noProof/>
+          <w:sz w:val="24"/>
+          <w:szCs w:val="24"/>
+          <w:lang w:eastAsia="ru-RU"/>
+        </w:rPr>
+        <w:drawing>
+          <wp:inline distT="0" distB="0" distL="0" distR="0" wp14:anchorId="3E60403F" wp14:editId="6AB76CEB">
+            <wp:extent cx="5940425" cy="1086485"/>
+            <wp:effectExtent l="0" t="0" r="3175" b="0"/>
+            <wp:docPr id="11" name="Рисунок 11"/>
+            <wp:cNvGraphicFramePr>
+              <a:graphicFrameLocks xmlns:a="http://schemas.openxmlformats.org/drawingml/2006/main" noChangeAspect="1"/>
+            </wp:cNvGraphicFramePr>
+            <a:graphic xmlns:a="http://schemas.openxmlformats.org/drawingml/2006/main">
+              <a:graphicData uri="http://schemas.openxmlformats.org/drawingml/2006/picture">
+                <pic:pic xmlns:pic="http://schemas.openxmlformats.org/drawingml/2006/picture">
+                  <pic:nvPicPr>
+                    <pic:cNvPr id="1" name=""/>
+                    <pic:cNvPicPr/>
+                  </pic:nvPicPr>
+                  <pic:blipFill>
+                    <a:blip r:embed="rId14"/>
+                    <a:stretch>
+                      <a:fillRect/>
+                    </a:stretch>
+                  </pic:blipFill>
+                  <pic:spPr>
+                    <a:xfrm>
+                      <a:off x="0" y="0"/>
+                      <a:ext cx="5940425" cy="1086485"/>
+                    </a:xfrm>
+                    <a:prstGeom prst="rect">
+                      <a:avLst/>
+                    </a:prstGeom>
+                  </pic:spPr>
+                </pic:pic>
+              </a:graphicData>
+            </a:graphic>
+          </wp:inline>
+        </w:drawing>
+      </w:r>
+    </w:p>
+    <w:p>
+      <w:pPr>
+        <w:rPr>
+          <w:b/>
+          <w:sz w:val="24"/>
+          <w:szCs w:val="24"/>
+          <w:lang w:val="en-US"/>
+        </w:rPr>
+      </w:pPr>
+      <w:r>
+        <w:rPr>
+          <w:b/>
+          <w:noProof/>
+          <w:sz w:val="24"/>
+          <w:szCs w:val="24"/>
+          <w:lang w:eastAsia="ru-RU"/>
+        </w:rPr>
+        <w:drawing>
+          <wp:inline distT="0" distB="0" distL="0" distR="0" wp14:anchorId="2C284EE9" wp14:editId="2DB6F43A">
+            <wp:extent cx="5940425" cy="1722755"/>
+            <wp:effectExtent l="0" t="0" r="3175" b="0"/>
+            <wp:docPr id="12" name="Рисунок 12"/>
+            <wp:cNvGraphicFramePr>
+              <a:graphicFrameLocks xmlns:a="http://schemas.openxmlformats.org/drawingml/2006/main" noChangeAspect="1"/>
+            </wp:cNvGraphicFramePr>
+            <a:graphic xmlns:a="http://schemas.openxmlformats.org/drawingml/2006/main">
+              <a:graphicData uri="http://schemas.openxmlformats.org/drawingml/2006/picture">
+                <pic:pic xmlns:pic="http://schemas.openxmlformats.org/drawingml/2006/picture">
+                  <pic:nvPicPr>
+                    <pic:cNvPr id="1" name=""/>
+                    <pic:cNvPicPr/>
+                  </pic:nvPicPr>
+                  <pic:blipFill>
+                    <a:blip r:embed="rId15"/>
+                    <a:stretch>
+                      <a:fillRect/>
+                    </a:stretch>
+                  </pic:blipFill>
+                  <pic:spPr>
+                    <a:xfrm>
+                      <a:off x="0" y="0"/>
+                      <a:ext cx="5940425" cy="1722755"/>
+                    </a:xfrm>
+                    <a:prstGeom prst="rect">
+                      <a:avLst/>
+                    </a:prstGeom>
+                  </pic:spPr>
+                </pic:pic>
+              </a:graphicData>
+            </a:graphic>
+          </wp:inline>
+        </w:drawing>
+      </w:r>
+    </w:p>
+    <w:p>
+      <w:pPr>
+        <w:rPr>
+          <w:b/>
+          <w:sz w:val="24"/>
+          <w:szCs w:val="24"/>
+        </w:rPr>
+      </w:pPr>
+      <w:r>
+        <w:rPr>
+          <w:b/>
+          <w:sz w:val="24"/>
+          <w:szCs w:val="24"/>
+        </w:rPr>
+        <w:t xml:space="preserve">Задание 4. Расширение схемы - новый </w:t>
+      </w:r>
+      <w:proofErr w:type="spellStart"/>
+      <w:r>
+        <w:rPr>
+          <w:b/>
+          <w:sz w:val="24"/>
+          <w:szCs w:val="24"/>
+        </w:rPr>
+        <w:t>input</w:t>
+      </w:r>
+      <w:proofErr w:type="spellEnd"/>
+      <w:r>
+        <w:rPr>
+          <w:b/>
+          <w:sz w:val="24"/>
+          <w:szCs w:val="24"/>
+        </w:rPr>
+        <w:t xml:space="preserve">-тип </w:t>
+      </w:r>
+      <w:proofErr w:type="spellStart"/>
+      <w:r>
+        <w:rPr>
+          <w:b/>
+          <w:sz w:val="24"/>
+          <w:szCs w:val="24"/>
+        </w:rPr>
+        <w:t>AuthorFilter</w:t>
+      </w:r>
+      <w:proofErr w:type="spellEnd"/>
+    </w:p>
+    <w:p>
+      <w:pPr>
+        <w:rPr>
+          <w:b/>
+          <w:sz w:val="24"/>
+          <w:szCs w:val="24"/>
+        </w:rPr>
+      </w:pPr>
+      <w:r>
+        <w:rPr>
+          <w:b/>
+          <w:sz w:val="24"/>
+          <w:szCs w:val="24"/>
+        </w:rPr>
+        <w:t xml:space="preserve">В текущей схеме у запроса </w:t>
+      </w:r>
+      <w:proofErr w:type="spellStart"/>
+      <w:r>
+        <w:rPr>
+          <w:b/>
+          <w:sz w:val="24"/>
+          <w:szCs w:val="24"/>
+        </w:rPr>
+        <w:t>authors</w:t>
+      </w:r>
+      <w:proofErr w:type="spellEnd"/>
+      <w:r>
+        <w:rPr>
+          <w:b/>
+          <w:sz w:val="24"/>
+          <w:szCs w:val="24"/>
+        </w:rPr>
+        <w:t xml:space="preserve"> нет фильтрации (в отличие от </w:t>
+      </w:r>
+      <w:proofErr w:type="spellStart"/>
+      <w:r>
+        <w:rPr>
+          <w:b/>
+          <w:sz w:val="24"/>
+          <w:szCs w:val="24"/>
+        </w:rPr>
+        <w:t>books</w:t>
+      </w:r>
+      <w:proofErr w:type="spellEnd"/>
+      <w:r>
+        <w:rPr>
+          <w:b/>
+          <w:sz w:val="24"/>
+          <w:szCs w:val="24"/>
+        </w:rPr>
+        <w:t>).</w:t>
+      </w:r>
+    </w:p>
+    <w:p>
+      <w:pPr>
+        <w:rPr>
+          <w:b/>
+          <w:sz w:val="24"/>
+          <w:szCs w:val="24"/>
+        </w:rPr>
+      </w:pPr>
+      <w:r>
+        <w:rPr>
+          <w:b/>
+          <w:sz w:val="24"/>
+          <w:szCs w:val="24"/>
+        </w:rPr>
+        <w:t>1.</w:t>
+      </w:r>
+      <w:r>
+        <w:rPr>
+          <w:b/>
+          <w:sz w:val="24"/>
+          <w:szCs w:val="24"/>
+        </w:rPr>
+        <w:tab/>
+        <w:t xml:space="preserve">Создайте входной тип </w:t>
+      </w:r>
+      <w:proofErr w:type="spellStart"/>
+      <w:r>
+        <w:rPr>
+          <w:b/>
+          <w:sz w:val="24"/>
+          <w:szCs w:val="24"/>
+        </w:rPr>
+        <w:t>AuthorFilter</w:t>
+      </w:r>
+      <w:proofErr w:type="spellEnd"/>
+      <w:r>
+        <w:rPr>
+          <w:b/>
+          <w:sz w:val="24"/>
+          <w:szCs w:val="24"/>
+        </w:rPr>
+        <w:t xml:space="preserve"> с полями:</w:t>
+      </w:r>
+    </w:p>
+    <w:p>
+      <w:pPr>
+        <w:rPr>
+          <w:b/>
+          <w:sz w:val="24"/>
+          <w:szCs w:val="24"/>
+        </w:rPr>
+      </w:pPr>
+      <w:r>
+        <w:rPr>
+          <w:b/>
+          <w:sz w:val="24"/>
+          <w:szCs w:val="24"/>
+        </w:rPr>
+        <w:t>1.</w:t>
+      </w:r>
+      <w:r>
+        <w:rPr>
+          <w:b/>
+          <w:sz w:val="24"/>
+          <w:szCs w:val="24"/>
+        </w:rPr>
+        <w:tab/>
+      </w:r>
+      <w:proofErr w:type="spellStart"/>
+      <w:r>
+        <w:rPr>
+          <w:b/>
+          <w:sz w:val="24"/>
+          <w:szCs w:val="24"/>
+        </w:rPr>
+        <w:t>nationality</w:t>
+      </w:r>
+      <w:proofErr w:type="spellEnd"/>
+      <w:r>
+        <w:rPr>
+          <w:b/>
+          <w:sz w:val="24"/>
+          <w:szCs w:val="24"/>
+        </w:rPr>
+        <w:t xml:space="preserve">: </w:t>
+      </w:r>
+      <w:proofErr w:type="spellStart"/>
+      <w:r>
+        <w:rPr>
+          <w:b/>
+          <w:sz w:val="24"/>
+          <w:szCs w:val="24"/>
+        </w:rPr>
+        <w:t>String</w:t>
+      </w:r>
+      <w:proofErr w:type="spellEnd"/>
+      <w:r>
+        <w:rPr>
+          <w:b/>
+          <w:sz w:val="24"/>
+          <w:szCs w:val="24"/>
+        </w:rPr>
+        <w:t xml:space="preserve"> - фильтрация по национальности</w:t>
+      </w:r>
+    </w:p>
+    <w:p>
+      <w:pPr>
+        <w:rPr>
+          <w:b/>
+          <w:sz w:val="24"/>
+          <w:szCs w:val="24"/>
+          <w:lang w:val="en-US"/>
+        </w:rPr>
+      </w:pPr>
+      <w:r>
+        <w:rPr>
+          <w:b/>
+          <w:sz w:val="24"/>
+          <w:szCs w:val="24"/>
+          <w:lang w:val="en-US"/>
+        </w:rPr>
+        <w:t>2.</w:t>
+      </w:r>
+      <w:r>
+        <w:rPr>
+          <w:b/>
+          <w:sz w:val="24"/>
+          <w:szCs w:val="24"/>
+          <w:lang w:val="en-US"/>
+        </w:rPr>
+        <w:tab/>
+      </w:r>
+      <w:proofErr w:type="spellStart"/>
+      <w:r>
+        <w:rPr>
+          <w:b/>
+          <w:sz w:val="24"/>
+          <w:szCs w:val="24"/>
+          <w:lang w:val="en-US"/>
+        </w:rPr>
+        <w:t>nameSearch</w:t>
+      </w:r>
+      <w:proofErr w:type="spellEnd"/>
+      <w:r>
+        <w:rPr>
+          <w:b/>
+          <w:sz w:val="24"/>
+          <w:szCs w:val="24"/>
+          <w:lang w:val="en-US"/>
+        </w:rPr>
+        <w:t xml:space="preserve">: String - </w:t>
+      </w:r>
+      <w:r>
+        <w:rPr>
+          <w:b/>
+          <w:sz w:val="24"/>
+          <w:szCs w:val="24"/>
+        </w:rPr>
+        <w:t>поиск</w:t>
+      </w:r>
+      <w:r>
+        <w:rPr>
+          <w:b/>
+          <w:sz w:val="24"/>
+          <w:szCs w:val="24"/>
+          <w:lang w:val="en-US"/>
+        </w:rPr>
+        <w:t xml:space="preserve"> </w:t>
+      </w:r>
+      <w:r>
+        <w:rPr>
+          <w:b/>
+          <w:sz w:val="24"/>
+          <w:szCs w:val="24"/>
+        </w:rPr>
+        <w:t>по</w:t>
+      </w:r>
+      <w:r>
+        <w:rPr>
+          <w:b/>
+          <w:sz w:val="24"/>
+          <w:szCs w:val="24"/>
+          <w:lang w:val="en-US"/>
+        </w:rPr>
+        <w:t xml:space="preserve"> </w:t>
+      </w:r>
+      <w:r>
+        <w:rPr>
+          <w:b/>
+          <w:sz w:val="24"/>
+          <w:szCs w:val="24"/>
+        </w:rPr>
+        <w:t>имени</w:t>
+      </w:r>
+      <w:r>
+        <w:rPr>
+          <w:b/>
+          <w:sz w:val="24"/>
+          <w:szCs w:val="24"/>
+          <w:lang w:val="en-US"/>
+        </w:rPr>
+        <w:t xml:space="preserve"> (</w:t>
+      </w:r>
+      <w:proofErr w:type="spellStart"/>
+      <w:r>
+        <w:rPr>
+          <w:b/>
+          <w:sz w:val="24"/>
+          <w:szCs w:val="24"/>
+          <w:lang w:val="en-US"/>
+        </w:rPr>
+        <w:t>fullName</w:t>
+      </w:r>
+      <w:proofErr w:type="spellEnd"/>
+      <w:r>
+        <w:rPr>
+          <w:b/>
+          <w:sz w:val="24"/>
+          <w:szCs w:val="24"/>
+          <w:lang w:val="en-US"/>
+        </w:rPr>
+        <w:t>)</w:t>
+      </w:r>
+    </w:p>
+    <w:p>
+      <w:pPr>
+        <w:rPr>
+          <w:b/>
+          <w:sz w:val="24"/>
+          <w:szCs w:val="24"/>
+          <w:lang w:val="en-US"/>
+        </w:rPr>
+      </w:pPr>
+      <w:r>
+        <w:rPr>
+          <w:b/>
+          <w:sz w:val="24"/>
+          <w:szCs w:val="24"/>
+          <w:lang w:val="en-US"/>
+        </w:rPr>
+        <w:lastRenderedPageBreak/>
+        <w:drawing>
+          <wp:inline distT="0" distB="0" distL="0" distR="0" wp14:anchorId="18F27D6A" wp14:editId="7626A899">
+            <wp:extent cx="5806943" cy="4511431"/>
+            <wp:effectExtent l="0" t="0" r="3810" b="3810"/>
+            <wp:docPr id="15" name="Рисунок 15"/>
+            <wp:cNvGraphicFramePr>
+              <a:graphicFrameLocks xmlns:a="http://schemas.openxmlformats.org/drawingml/2006/main" noChangeAspect="1"/>
+            </wp:cNvGraphicFramePr>
+            <a:graphic xmlns:a="http://schemas.openxmlformats.org/drawingml/2006/main">
+              <a:graphicData uri="http://schemas.openxmlformats.org/drawingml/2006/picture">
+                <pic:pic xmlns:pic="http://schemas.openxmlformats.org/drawingml/2006/picture">
+                  <pic:nvPicPr>
+                    <pic:cNvPr id="1" name=""/>
+                    <pic:cNvPicPr/>
+                  </pic:nvPicPr>
+                  <pic:blipFill>
+                    <a:blip r:embed="rId16"/>
+                    <a:stretch>
+                      <a:fillRect/>
+                    </a:stretch>
+                  </pic:blipFill>
+                  <pic:spPr>
+                    <a:xfrm>
+                      <a:off x="0" y="0"/>
+                      <a:ext cx="5806943" cy="4511431"/>
+                    </a:xfrm>
+                    <a:prstGeom prst="rect">
+                      <a:avLst/>
+                    </a:prstGeom>
+                  </pic:spPr>
+                </pic:pic>
+              </a:graphicData>
+            </a:graphic>
+          </wp:inline>
+        </w:drawing>
+      </w:r>
+    </w:p>
+    <w:p>
+      <w:pPr>
+        <w:rPr>
+          <w:b/>
+          <w:sz w:val="24"/>
+          <w:szCs w:val="24"/>
+          <w:lang w:val="en-US"/>
+        </w:rPr>
+      </w:pPr>
+      <w:r>
+        <w:rPr>
+          <w:b/>
+          <w:sz w:val="24"/>
+          <w:szCs w:val="24"/>
+          <w:lang w:val="en-US"/>
+        </w:rPr>
+        <w:drawing>
+          <wp:inline distT="0" distB="0" distL="0" distR="0" wp14:anchorId="3F5A4EFA" wp14:editId="6FC4C5B6">
+            <wp:extent cx="5940425" cy="4019550"/>
+            <wp:effectExtent l="0" t="0" r="3175" b="0"/>
+            <wp:docPr id="18" name="Рисунок 18"/>
+            <wp:cNvGraphicFramePr>
+              <a:graphicFrameLocks xmlns:a="http://schemas.openxmlformats.org/drawingml/2006/main" noChangeAspect="1"/>
+            </wp:cNvGraphicFramePr>
+            <a:graphic xmlns:a="http://schemas.openxmlformats.org/drawingml/2006/main">
+              <a:graphicData uri="http://schemas.openxmlformats.org/drawingml/2006/picture">
+                <pic:pic xmlns:pic="http://schemas.openxmlformats.org/drawingml/2006/picture">
+                  <pic:nvPicPr>
+                    <pic:cNvPr id="1" name=""/>
+                    <pic:cNvPicPr/>
+                  </pic:nvPicPr>
+                  <pic:blipFill>
+                    <a:blip r:embed="rId17"/>
+                    <a:stretch>
+                      <a:fillRect/>
+                    </a:stretch>
+                  </pic:blipFill>
+                  <pic:spPr>
+                    <a:xfrm>
+                      <a:off x="0" y="0"/>
+                      <a:ext cx="5940425" cy="4019550"/>
+                    </a:xfrm>
+                    <a:prstGeom prst="rect">
+                      <a:avLst/>
+                    </a:prstGeom>
+                  </pic:spPr>
+                </pic:pic>
+              </a:graphicData>
+            </a:graphic>
+          </wp:inline>
+        </w:drawing>
+      </w:r>
+    </w:p>
+    <w:p>
+      <w:pPr>
+        <w:rPr>
+          <w:b/>
+          <w:sz w:val="24"/>
+          <w:szCs w:val="24"/>
+          <w:lang w:val="en-US"/>
+        </w:rPr>
+      </w:pPr>
+      <w:r>
+        <w:rPr>
+          <w:b/>
+          <w:sz w:val="24"/>
+          <w:szCs w:val="24"/>
+          <w:lang w:val="en-US"/>
+        </w:rPr>
+        <w:t>2.</w:t>
+      </w:r>
+      <w:r>
+        <w:rPr>
+          <w:b/>
+          <w:sz w:val="24"/>
+          <w:szCs w:val="24"/>
+          <w:lang w:val="en-US"/>
+        </w:rPr>
+        <w:tab/>
+      </w:r>
+      <w:r>
+        <w:rPr>
+          <w:b/>
+          <w:sz w:val="24"/>
+          <w:szCs w:val="24"/>
+        </w:rPr>
+        <w:t>Добавьте</w:t>
+      </w:r>
+      <w:r>
+        <w:rPr>
+          <w:b/>
+          <w:sz w:val="24"/>
+          <w:szCs w:val="24"/>
+          <w:lang w:val="en-US"/>
+        </w:rPr>
+        <w:t xml:space="preserve"> </w:t>
+      </w:r>
+      <w:r>
+        <w:rPr>
+          <w:b/>
+          <w:sz w:val="24"/>
+          <w:szCs w:val="24"/>
+        </w:rPr>
+        <w:t>аргумент</w:t>
+      </w:r>
+      <w:r>
+        <w:rPr>
+          <w:b/>
+          <w:sz w:val="24"/>
+          <w:szCs w:val="24"/>
+          <w:lang w:val="en-US"/>
+        </w:rPr>
+        <w:t xml:space="preserve"> filter: </w:t>
+      </w:r>
+      <w:proofErr w:type="spellStart"/>
+      <w:r>
+        <w:rPr>
+          <w:b/>
+          <w:sz w:val="24"/>
+          <w:szCs w:val="24"/>
+          <w:lang w:val="en-US"/>
+        </w:rPr>
+        <w:t>AuthorFilter</w:t>
+      </w:r>
+      <w:proofErr w:type="spellEnd"/>
+      <w:r>
+        <w:rPr>
+          <w:b/>
+          <w:sz w:val="24"/>
+          <w:szCs w:val="24"/>
+          <w:lang w:val="en-US"/>
+        </w:rPr>
+        <w:t xml:space="preserve"> </w:t>
+      </w:r>
+      <w:r>
+        <w:rPr>
+          <w:b/>
+          <w:sz w:val="24"/>
+          <w:szCs w:val="24"/>
+        </w:rPr>
+        <w:t>к</w:t>
+      </w:r>
+      <w:r>
+        <w:rPr>
+          <w:b/>
+          <w:sz w:val="24"/>
+          <w:szCs w:val="24"/>
+          <w:lang w:val="en-US"/>
+        </w:rPr>
+        <w:t xml:space="preserve"> </w:t>
+      </w:r>
+      <w:r>
+        <w:rPr>
+          <w:b/>
+          <w:sz w:val="24"/>
+          <w:szCs w:val="24"/>
+        </w:rPr>
+        <w:t>полю</w:t>
+      </w:r>
+      <w:r>
+        <w:rPr>
+          <w:b/>
+          <w:sz w:val="24"/>
+          <w:szCs w:val="24"/>
+          <w:lang w:val="en-US"/>
+        </w:rPr>
+        <w:t xml:space="preserve"> authors </w:t>
+      </w:r>
+      <w:r>
+        <w:rPr>
+          <w:b/>
+          <w:sz w:val="24"/>
+          <w:szCs w:val="24"/>
+        </w:rPr>
+        <w:t>в</w:t>
+      </w:r>
+      <w:r>
+        <w:rPr>
+          <w:b/>
+          <w:sz w:val="24"/>
+          <w:szCs w:val="24"/>
+          <w:lang w:val="en-US"/>
+        </w:rPr>
+        <w:t xml:space="preserve"> </w:t>
+      </w:r>
+      <w:r>
+        <w:rPr>
+          <w:b/>
+          <w:sz w:val="24"/>
+          <w:szCs w:val="24"/>
+        </w:rPr>
+        <w:t>типе</w:t>
+      </w:r>
+      <w:r>
+        <w:rPr>
+          <w:b/>
+          <w:sz w:val="24"/>
+          <w:szCs w:val="24"/>
+          <w:lang w:val="en-US"/>
+        </w:rPr>
+        <w:t xml:space="preserve"> Query.</w:t>
+      </w:r>
+    </w:p>
+    <w:p>
+      <w:pPr>
+        <w:rPr>
+          <w:b/>
+          <w:sz w:val="24"/>
+          <w:szCs w:val="24"/>
+          <w:lang w:val="en-US"/>
+        </w:rPr>
+      </w:pPr>
+      <w:r>
+        <w:rPr>
+          <w:b/>
+          <w:sz w:val="24"/>
+          <w:szCs w:val="24"/>
+          <w:lang w:val="en-US"/>
+        </w:rPr>
+        <w:lastRenderedPageBreak/>
+        <w:drawing>
+          <wp:inline distT="0" distB="0" distL="0" distR="0" wp14:anchorId="7E837DCF" wp14:editId="29B16F57">
+            <wp:extent cx="5940425" cy="1969770"/>
+            <wp:effectExtent l="0" t="0" r="3175" b="0"/>
+            <wp:docPr id="16" name="Рисунок 16"/>
+            <wp:cNvGraphicFramePr>
+              <a:graphicFrameLocks xmlns:a="http://schemas.openxmlformats.org/drawingml/2006/main" noChangeAspect="1"/>
+            </wp:cNvGraphicFramePr>
+            <a:graphic xmlns:a="http://schemas.openxmlformats.org/drawingml/2006/main">
+              <a:graphicData uri="http://schemas.openxmlformats.org/drawingml/2006/picture">
+                <pic:pic xmlns:pic="http://schemas.openxmlformats.org/drawingml/2006/picture">
+                  <pic:nvPicPr>
+                    <pic:cNvPr id="1" name=""/>
+                    <pic:cNvPicPr/>
+                  </pic:nvPicPr>
+                  <pic:blipFill>
+                    <a:blip r:embed="rId18"/>
+                    <a:stretch>
+                      <a:fillRect/>
+                    </a:stretch>
+                  </pic:blipFill>
+                  <pic:spPr>
+                    <a:xfrm>
+                      <a:off x="0" y="0"/>
+                      <a:ext cx="5940425" cy="1969770"/>
+                    </a:xfrm>
+                    <a:prstGeom prst="rect">
+                      <a:avLst/>
+                    </a:prstGeom>
+                  </pic:spPr>
+                </pic:pic>
+              </a:graphicData>
+            </a:graphic>
+          </wp:inline>
+        </w:drawing>
+      </w:r>
+    </w:p>
+    <w:p>
+      <w:pPr>
+        <w:rPr>
+          <w:b/>
+          <w:sz w:val="24"/>
+          <w:szCs w:val="24"/>
+          <w:lang w:val="en-US"/>
+        </w:rPr>
+      </w:pPr>
+      <w:r>
+        <w:rPr>
+          <w:b/>
+          <w:sz w:val="24"/>
+          <w:szCs w:val="24"/>
+          <w:lang w:val="en-US"/>
+        </w:rPr>
+        <w:drawing>
+          <wp:inline distT="0" distB="0" distL="0" distR="0" wp14:anchorId="4C876E63" wp14:editId="38F13E10">
+            <wp:extent cx="5940425" cy="2063750"/>
+            <wp:effectExtent l="0" t="0" r="3175" b="0"/>
+            <wp:docPr id="17" name="Рисунок 17"/>
+            <wp:cNvGraphicFramePr>
+              <a:graphicFrameLocks xmlns:a="http://schemas.openxmlformats.org/drawingml/2006/main" noChangeAspect="1"/>
+            </wp:cNvGraphicFramePr>
+            <a:graphic xmlns:a="http://schemas.openxmlformats.org/drawingml/2006/main">
+              <a:graphicData uri="http://schemas.openxmlformats.org/drawingml/2006/picture">
+                <pic:pic xmlns:pic="http://schemas.openxmlformats.org/drawingml/2006/picture">
+                  <pic:nvPicPr>
+                    <pic:cNvPr id="1" name=""/>
+                    <pic:cNvPicPr/>
+                  </pic:nvPicPr>
+                  <pic:blipFill>
+                    <a:blip r:embed="rId19"/>
+                    <a:stretch>
+                      <a:fillRect/>
+                    </a:stretch>
+                  </pic:blipFill>
+                  <pic:spPr>
+                    <a:xfrm>
+                      <a:off x="0" y="0"/>
+                      <a:ext cx="5940425" cy="2063750"/>
+                    </a:xfrm>
+                    <a:prstGeom prst="rect">
+                      <a:avLst/>
+                    </a:prstGeom>
+                  </pic:spPr>
+                </pic:pic>
+              </a:graphicData>
+            </a:graphic>
+          </wp:inline>
+        </w:drawing>
+      </w:r>
+    </w:p>
+    <w:p>
+      <w:pPr>
+        <w:rPr>
+          <w:b/>
+          <w:sz w:val="24"/>
+          <w:szCs w:val="24"/>
+          <w:lang w:val="en-US"/>
+        </w:rPr>
+      </w:pPr>
+    </w:p>
+    <w:p>
+      <w:pPr>
+        <w:rPr>
+          <w:b/>
+          <w:sz w:val="24"/>
+          <w:szCs w:val="24"/>
+        </w:rPr>
+      </w:pPr>
+    </w:p>
+    <w:p>
+      <w:pPr>
+        <w:rPr>
+          <w:b/>
+          <w:sz w:val="24"/>
+          <w:szCs w:val="24"/>
+        </w:rPr>
+      </w:pPr>
+      <w:r>
+        <w:rPr>
+          <w:b/>
+          <w:sz w:val="24"/>
+          <w:szCs w:val="24"/>
+        </w:rPr>
+        <w:t>3.</w:t>
+      </w:r>
+      <w:r>
+        <w:rPr>
+          <w:b/>
+          <w:sz w:val="24"/>
+          <w:szCs w:val="24"/>
+        </w:rPr>
+        <w:tab/>
+        <w:t>Запишите, как будет выглядеть запрос авторов с фильтрацией по национальности "Русский".</w:t>
+      </w:r>
+    </w:p>
+    <w:p>
+      <w:pPr>
+        <w:rPr>
+          <w:b/>
+          <w:sz w:val="24"/>
+          <w:szCs w:val="24"/>
+        </w:rPr>
+      </w:pPr>
+      <w:r>
+        <w:rPr>
+          <w:b/>
+          <w:sz w:val="24"/>
+          <w:szCs w:val="24"/>
+        </w:rPr>
+        <w:drawing>
+          <wp:inline distT="0" distB="0" distL="0" distR="0" wp14:anchorId="784DD08E" wp14:editId="29F027D6">
+            <wp:extent cx="5940425" cy="1810385"/>
+            <wp:effectExtent l="0" t="0" r="3175" b="0"/>
+            <wp:docPr id="19" name="Рисунок 19"/>
+            <wp:cNvGraphicFramePr>
+              <a:graphicFrameLocks xmlns:a="http://schemas.openxmlformats.org/drawingml/2006/main" noChangeAspect="1"/>
+            </wp:cNvGraphicFramePr>
+            <a:graphic xmlns:a="http://schemas.openxmlformats.org/drawingml/2006/main">
+              <a:graphicData uri="http://schemas.openxmlformats.org/drawingml/2006/picture">
+                <pic:pic xmlns:pic="http://schemas.openxmlformats.org/drawingml/2006/picture">
+                  <pic:nvPicPr>
+                    <pic:cNvPr id="1" name=""/>
+                    <pic:cNvPicPr/>
+                  </pic:nvPicPr>
+                  <pic:blipFill>
+                    <a:blip r:embed="rId20"/>
+                    <a:stretch>
+                      <a:fillRect/>
+                    </a:stretch>
+                  </pic:blipFill>
+                  <pic:spPr>
+                    <a:xfrm>
+                      <a:off x="0" y="0"/>
+                      <a:ext cx="5940425" cy="1810385"/>
+                    </a:xfrm>
+                    <a:prstGeom prst="rect">
+                      <a:avLst/>
+                    </a:prstGeom>
+                  </pic:spPr>
+                </pic:pic>
+              </a:graphicData>
+            </a:graphic>
+          </wp:inline>
+        </w:drawing>
+      </w:r>
+    </w:p>
+    <w:p>
+      <w:pPr>
+        <w:rPr>
+          <w:b/>
+          <w:sz w:val="24"/>
+          <w:szCs w:val="24"/>
+        </w:rPr>
+      </w:pPr>
+      <w:r>
+        <w:rPr>
+          <w:b/>
+          <w:sz w:val="24"/>
+          <w:szCs w:val="24"/>
+        </w:rPr>
+        <w:t xml:space="preserve">Задание 5. Проектирование нового типа </w:t>
+      </w:r>
+      <w:proofErr w:type="spellStart"/>
+      <w:r>
+        <w:rPr>
+          <w:b/>
+          <w:sz w:val="24"/>
+          <w:szCs w:val="24"/>
+        </w:rPr>
+        <w:t>Review</w:t>
+      </w:r>
+      <w:proofErr w:type="spellEnd"/>
+    </w:p>
+    <w:p>
+      <w:pPr>
+        <w:rPr>
+          <w:b/>
+          <w:sz w:val="24"/>
+          <w:szCs w:val="24"/>
+        </w:rPr>
+      </w:pPr>
+      <w:r>
+        <w:rPr>
+          <w:b/>
+          <w:sz w:val="24"/>
+          <w:szCs w:val="24"/>
+        </w:rPr>
+        <w:t>Спроектируйте расширение схемы - систему рецензий на книги.</w:t>
+      </w:r>
+    </w:p>
+    <w:p>
+      <w:pPr>
+        <w:rPr>
+          <w:b/>
+          <w:sz w:val="24"/>
+          <w:szCs w:val="24"/>
+          <w:lang w:val="en-US"/>
+        </w:rPr>
+      </w:pPr>
+      <w:r>
+        <w:rPr>
+          <w:b/>
+          <w:sz w:val="24"/>
+          <w:szCs w:val="24"/>
+          <w:lang w:val="en-US"/>
+        </w:rPr>
+        <w:t>1.</w:t>
+      </w:r>
+      <w:r>
+        <w:rPr>
+          <w:b/>
+          <w:sz w:val="24"/>
+          <w:szCs w:val="24"/>
+          <w:lang w:val="en-US"/>
+        </w:rPr>
+        <w:tab/>
+      </w:r>
+      <w:r>
+        <w:rPr>
+          <w:b/>
+          <w:sz w:val="24"/>
+          <w:szCs w:val="24"/>
+        </w:rPr>
+        <w:t>Создайте</w:t>
+      </w:r>
+      <w:r>
+        <w:rPr>
+          <w:b/>
+          <w:sz w:val="24"/>
+          <w:szCs w:val="24"/>
+          <w:lang w:val="en-US"/>
+        </w:rPr>
+        <w:t xml:space="preserve"> </w:t>
+      </w:r>
+      <w:r>
+        <w:rPr>
+          <w:b/>
+          <w:sz w:val="24"/>
+          <w:szCs w:val="24"/>
+        </w:rPr>
+        <w:t>тип</w:t>
+      </w:r>
+      <w:r>
+        <w:rPr>
+          <w:b/>
+          <w:sz w:val="24"/>
+          <w:szCs w:val="24"/>
+          <w:lang w:val="en-US"/>
+        </w:rPr>
+        <w:t xml:space="preserve"> Review </w:t>
+      </w:r>
+      <w:r>
+        <w:rPr>
+          <w:b/>
+          <w:sz w:val="24"/>
+          <w:szCs w:val="24"/>
+        </w:rPr>
+        <w:t>с</w:t>
+      </w:r>
+      <w:r>
+        <w:rPr>
+          <w:b/>
+          <w:sz w:val="24"/>
+          <w:szCs w:val="24"/>
+          <w:lang w:val="en-US"/>
+        </w:rPr>
+        <w:t xml:space="preserve"> </w:t>
+      </w:r>
+      <w:r>
+        <w:rPr>
+          <w:b/>
+          <w:sz w:val="24"/>
+          <w:szCs w:val="24"/>
+        </w:rPr>
+        <w:t>полями</w:t>
+      </w:r>
+      <w:r>
+        <w:rPr>
+          <w:b/>
+          <w:sz w:val="24"/>
+          <w:szCs w:val="24"/>
+          <w:lang w:val="en-US"/>
+        </w:rPr>
+        <w:t xml:space="preserve">: id: </w:t>
+      </w:r>
+      <w:proofErr w:type="gramStart"/>
+      <w:r>
+        <w:rPr>
+          <w:b/>
+          <w:sz w:val="24"/>
+          <w:szCs w:val="24"/>
+          <w:lang w:val="en-US"/>
+        </w:rPr>
+        <w:t>ID!,</w:t>
+      </w:r>
+      <w:proofErr w:type="gramEnd"/>
+      <w:r>
+        <w:rPr>
+          <w:b/>
+          <w:sz w:val="24"/>
+          <w:szCs w:val="24"/>
+          <w:lang w:val="en-US"/>
+        </w:rPr>
+        <w:t xml:space="preserve"> text: String!, rating: </w:t>
+      </w:r>
+      <w:proofErr w:type="spellStart"/>
+      <w:r>
+        <w:rPr>
+          <w:b/>
+          <w:sz w:val="24"/>
+          <w:szCs w:val="24"/>
+          <w:lang w:val="en-US"/>
+        </w:rPr>
+        <w:t>Int</w:t>
+      </w:r>
+      <w:proofErr w:type="spellEnd"/>
+      <w:r>
+        <w:rPr>
+          <w:b/>
+          <w:sz w:val="24"/>
+          <w:szCs w:val="24"/>
+          <w:lang w:val="en-US"/>
+        </w:rPr>
+        <w:t>! (</w:t>
+      </w:r>
+      <w:r>
+        <w:rPr>
+          <w:b/>
+          <w:sz w:val="24"/>
+          <w:szCs w:val="24"/>
+        </w:rPr>
+        <w:t>от</w:t>
+      </w:r>
+      <w:r>
+        <w:rPr>
+          <w:b/>
+          <w:sz w:val="24"/>
+          <w:szCs w:val="24"/>
+          <w:lang w:val="en-US"/>
+        </w:rPr>
+        <w:t xml:space="preserve"> 1 </w:t>
+      </w:r>
+      <w:r>
+        <w:rPr>
+          <w:b/>
+          <w:sz w:val="24"/>
+          <w:szCs w:val="24"/>
+        </w:rPr>
+        <w:t>до</w:t>
+      </w:r>
+      <w:r>
+        <w:rPr>
+          <w:b/>
+          <w:sz w:val="24"/>
+          <w:szCs w:val="24"/>
+          <w:lang w:val="en-US"/>
+        </w:rPr>
+        <w:t xml:space="preserve"> 5), </w:t>
+      </w:r>
+      <w:proofErr w:type="spellStart"/>
+      <w:r>
+        <w:rPr>
+          <w:b/>
+          <w:sz w:val="24"/>
+          <w:szCs w:val="24"/>
+          <w:lang w:val="en-US"/>
+        </w:rPr>
+        <w:t>createdAt</w:t>
+      </w:r>
+      <w:proofErr w:type="spellEnd"/>
+      <w:r>
+        <w:rPr>
+          <w:b/>
+          <w:sz w:val="24"/>
+          <w:szCs w:val="24"/>
+          <w:lang w:val="en-US"/>
+        </w:rPr>
+        <w:t xml:space="preserve">: </w:t>
+      </w:r>
+      <w:proofErr w:type="spellStart"/>
+      <w:proofErr w:type="gramStart"/>
+      <w:r>
+        <w:rPr>
+          <w:b/>
+          <w:sz w:val="24"/>
+          <w:szCs w:val="24"/>
+          <w:lang w:val="en-US"/>
+        </w:rPr>
+        <w:t>DateTime</w:t>
+      </w:r>
+      <w:proofErr w:type="spellEnd"/>
+      <w:r>
+        <w:rPr>
+          <w:b/>
+          <w:sz w:val="24"/>
+          <w:szCs w:val="24"/>
+          <w:lang w:val="en-US"/>
+        </w:rPr>
+        <w:t>!.</w:t>
+      </w:r>
+      <w:proofErr w:type="gramEnd"/>
+    </w:p>
+    <w:p>
+      <w:pPr>
+        <w:rPr>
+          <w:b/>
+          <w:sz w:val="24"/>
+          <w:szCs w:val="24"/>
+          <w:lang w:val="en-US"/>
+        </w:rPr>
+      </w:pPr>
+      <w:r>
+        <w:rPr>
+          <w:b/>
+          <w:sz w:val="24"/>
+          <w:szCs w:val="24"/>
+          <w:lang w:val="en-US"/>
+        </w:rPr>
+        <w:lastRenderedPageBreak/>
+        <w:drawing>
+          <wp:inline distT="0" distB="0" distL="0" distR="0" wp14:anchorId="462ADB15" wp14:editId="446DD17E">
+            <wp:extent cx="5616427" cy="1722269"/>
+            <wp:effectExtent l="0" t="0" r="3810" b="0"/>
+            <wp:docPr id="20" name="Рисунок 20"/>
+            <wp:cNvGraphicFramePr>
+              <a:graphicFrameLocks xmlns:a="http://schemas.openxmlformats.org/drawingml/2006/main" noChangeAspect="1"/>
+            </wp:cNvGraphicFramePr>
+            <a:graphic xmlns:a="http://schemas.openxmlformats.org/drawingml/2006/main">
+              <a:graphicData uri="http://schemas.openxmlformats.org/drawingml/2006/picture">
+                <pic:pic xmlns:pic="http://schemas.openxmlformats.org/drawingml/2006/picture">
+                  <pic:nvPicPr>
+                    <pic:cNvPr id="1" name=""/>
+                    <pic:cNvPicPr/>
+                  </pic:nvPicPr>
+                  <pic:blipFill>
+                    <a:blip r:embed="rId21"/>
+                    <a:stretch>
+                      <a:fillRect/>
+                    </a:stretch>
+                  </pic:blipFill>
+                  <pic:spPr>
+                    <a:xfrm>
+                      <a:off x="0" y="0"/>
+                      <a:ext cx="5616427" cy="1722269"/>
+                    </a:xfrm>
+                    <a:prstGeom prst="rect">
+                      <a:avLst/>
+                    </a:prstGeom>
+                  </pic:spPr>
+                </pic:pic>
+              </a:graphicData>
+            </a:graphic>
+          </wp:inline>
+        </w:drawing>
+      </w:r>
+    </w:p>
+    <w:p>
+      <w:pPr>
+        <w:rPr>
+          <w:b/>
+          <w:sz w:val="24"/>
+          <w:szCs w:val="24"/>
+          <w:lang w:val="en-US"/>
+        </w:rPr>
+      </w:pPr>
+      <w:r>
+        <w:rPr>
+          <w:b/>
+          <w:sz w:val="24"/>
+          <w:szCs w:val="24"/>
+          <w:lang w:val="en-US"/>
+        </w:rPr>
+        <w:t>2.</w:t>
+      </w:r>
+      <w:r>
+        <w:rPr>
+          <w:b/>
+          <w:sz w:val="24"/>
+          <w:szCs w:val="24"/>
+          <w:lang w:val="en-US"/>
+        </w:rPr>
+        <w:tab/>
+      </w:r>
+      <w:r>
+        <w:rPr>
+          <w:b/>
+          <w:sz w:val="24"/>
+          <w:szCs w:val="24"/>
+        </w:rPr>
+        <w:t>Добавьте</w:t>
+      </w:r>
+      <w:r>
+        <w:rPr>
+          <w:b/>
+          <w:sz w:val="24"/>
+          <w:szCs w:val="24"/>
+          <w:lang w:val="en-US"/>
+        </w:rPr>
+        <w:t xml:space="preserve"> </w:t>
+      </w:r>
+      <w:r>
+        <w:rPr>
+          <w:b/>
+          <w:sz w:val="24"/>
+          <w:szCs w:val="24"/>
+        </w:rPr>
+        <w:t>связь</w:t>
+      </w:r>
+      <w:r>
+        <w:rPr>
+          <w:b/>
+          <w:sz w:val="24"/>
+          <w:szCs w:val="24"/>
+          <w:lang w:val="en-US"/>
+        </w:rPr>
+        <w:t xml:space="preserve"> reviews: [Review!]! </w:t>
+      </w:r>
+      <w:r>
+        <w:rPr>
+          <w:b/>
+          <w:sz w:val="24"/>
+          <w:szCs w:val="24"/>
+        </w:rPr>
+        <w:t>в</w:t>
+      </w:r>
+      <w:r>
+        <w:rPr>
+          <w:b/>
+          <w:sz w:val="24"/>
+          <w:szCs w:val="24"/>
+          <w:lang w:val="en-US"/>
+        </w:rPr>
+        <w:t xml:space="preserve"> </w:t>
+      </w:r>
+      <w:r>
+        <w:rPr>
+          <w:b/>
+          <w:sz w:val="24"/>
+          <w:szCs w:val="24"/>
+        </w:rPr>
+        <w:t>тип</w:t>
+      </w:r>
+      <w:r>
+        <w:rPr>
+          <w:b/>
+          <w:sz w:val="24"/>
+          <w:szCs w:val="24"/>
+          <w:lang w:val="en-US"/>
+        </w:rPr>
+        <w:t xml:space="preserve"> Book.</w:t>
+      </w:r>
+    </w:p>
+    <w:p>
+      <w:pPr>
+        <w:rPr>
+          <w:b/>
+          <w:sz w:val="24"/>
+          <w:szCs w:val="24"/>
+          <w:lang w:val="en-US"/>
+        </w:rPr>
+      </w:pPr>
+      <w:r>
+        <w:rPr>
+          <w:b/>
+          <w:sz w:val="24"/>
+          <w:szCs w:val="24"/>
+          <w:lang w:val="en-US"/>
+        </w:rPr>
+        <w:drawing>
+          <wp:inline distT="0" distB="0" distL="0" distR="0" wp14:anchorId="7546096F" wp14:editId="5BDAA90C">
+            <wp:extent cx="4709568" cy="6462320"/>
+            <wp:effectExtent l="0" t="0" r="0" b="0"/>
+            <wp:docPr id="21" name="Рисунок 21"/>
+            <wp:cNvGraphicFramePr>
+              <a:graphicFrameLocks xmlns:a="http://schemas.openxmlformats.org/drawingml/2006/main" noChangeAspect="1"/>
+            </wp:cNvGraphicFramePr>
+            <a:graphic xmlns:a="http://schemas.openxmlformats.org/drawingml/2006/main">
+              <a:graphicData uri="http://schemas.openxmlformats.org/drawingml/2006/picture">
+                <pic:pic xmlns:pic="http://schemas.openxmlformats.org/drawingml/2006/picture">
+                  <pic:nvPicPr>
+                    <pic:cNvPr id="1" name=""/>
+                    <pic:cNvPicPr/>
+                  </pic:nvPicPr>
+                  <pic:blipFill>
+                    <a:blip r:embed="rId22"/>
+                    <a:stretch>
+                      <a:fillRect/>
+                    </a:stretch>
+                  </pic:blipFill>
+                  <pic:spPr>
+                    <a:xfrm>
+                      <a:off x="0" y="0"/>
+                      <a:ext cx="4709568" cy="6462320"/>
+                    </a:xfrm>
+                    <a:prstGeom prst="rect">
+                      <a:avLst/>
+                    </a:prstGeom>
+                  </pic:spPr>
+                </pic:pic>
+              </a:graphicData>
+            </a:graphic>
+          </wp:inline>
+        </w:drawing>
+      </w:r>
+    </w:p>
+    <w:p>
+      <w:pPr>
+        <w:rPr>
+          <w:b/>
+          <w:sz w:val="24"/>
+          <w:szCs w:val="24"/>
+          <w:lang w:val="en-US"/>
+        </w:rPr>
+      </w:pPr>
+      <w:r>
+        <w:rPr>
+          <w:b/>
+          <w:sz w:val="24"/>
+          <w:szCs w:val="24"/>
+          <w:lang w:val="en-US"/>
+        </w:rPr>
+        <w:t>3.</w:t>
+      </w:r>
+      <w:r>
+        <w:rPr>
+          <w:b/>
+          <w:sz w:val="24"/>
+          <w:szCs w:val="24"/>
+          <w:lang w:val="en-US"/>
+        </w:rPr>
+        <w:tab/>
+      </w:r>
+      <w:r>
+        <w:rPr>
+          <w:b/>
+          <w:sz w:val="24"/>
+          <w:szCs w:val="24"/>
+        </w:rPr>
+        <w:t>Создайте</w:t>
+      </w:r>
+      <w:r>
+        <w:rPr>
+          <w:b/>
+          <w:sz w:val="24"/>
+          <w:szCs w:val="24"/>
+          <w:lang w:val="en-US"/>
+        </w:rPr>
+        <w:t xml:space="preserve"> input </w:t>
+      </w:r>
+      <w:proofErr w:type="spellStart"/>
+      <w:r>
+        <w:rPr>
+          <w:b/>
+          <w:sz w:val="24"/>
+          <w:szCs w:val="24"/>
+          <w:lang w:val="en-US"/>
+        </w:rPr>
+        <w:t>CreateReviewInput</w:t>
+      </w:r>
+      <w:proofErr w:type="spellEnd"/>
+      <w:r>
+        <w:rPr>
+          <w:b/>
+          <w:sz w:val="24"/>
+          <w:szCs w:val="24"/>
+          <w:lang w:val="en-US"/>
+        </w:rPr>
+        <w:t xml:space="preserve"> </w:t>
+      </w:r>
+      <w:r>
+        <w:rPr>
+          <w:b/>
+          <w:sz w:val="24"/>
+          <w:szCs w:val="24"/>
+        </w:rPr>
+        <w:t>с</w:t>
+      </w:r>
+      <w:r>
+        <w:rPr>
+          <w:b/>
+          <w:sz w:val="24"/>
+          <w:szCs w:val="24"/>
+          <w:lang w:val="en-US"/>
+        </w:rPr>
+        <w:t xml:space="preserve"> </w:t>
+      </w:r>
+      <w:r>
+        <w:rPr>
+          <w:b/>
+          <w:sz w:val="24"/>
+          <w:szCs w:val="24"/>
+        </w:rPr>
+        <w:t>полями</w:t>
+      </w:r>
+      <w:r>
+        <w:rPr>
+          <w:b/>
+          <w:sz w:val="24"/>
+          <w:szCs w:val="24"/>
+          <w:lang w:val="en-US"/>
+        </w:rPr>
+        <w:t xml:space="preserve">: </w:t>
+      </w:r>
+      <w:proofErr w:type="spellStart"/>
+      <w:r>
+        <w:rPr>
+          <w:b/>
+          <w:sz w:val="24"/>
+          <w:szCs w:val="24"/>
+          <w:lang w:val="en-US"/>
+        </w:rPr>
+        <w:t>bookId</w:t>
+      </w:r>
+      <w:proofErr w:type="spellEnd"/>
+      <w:r>
+        <w:rPr>
+          <w:b/>
+          <w:sz w:val="24"/>
+          <w:szCs w:val="24"/>
+          <w:lang w:val="en-US"/>
+        </w:rPr>
+        <w:t xml:space="preserve">: </w:t>
+      </w:r>
+      <w:proofErr w:type="gramStart"/>
+      <w:r>
+        <w:rPr>
+          <w:b/>
+          <w:sz w:val="24"/>
+          <w:szCs w:val="24"/>
+          <w:lang w:val="en-US"/>
+        </w:rPr>
+        <w:t>ID!,</w:t>
+      </w:r>
+      <w:proofErr w:type="gramEnd"/>
+      <w:r>
+        <w:rPr>
+          <w:b/>
+          <w:sz w:val="24"/>
+          <w:szCs w:val="24"/>
+          <w:lang w:val="en-US"/>
+        </w:rPr>
+        <w:t xml:space="preserve"> text: String!, rating: </w:t>
+      </w:r>
+      <w:proofErr w:type="spellStart"/>
+      <w:r>
+        <w:rPr>
+          <w:b/>
+          <w:sz w:val="24"/>
+          <w:szCs w:val="24"/>
+          <w:lang w:val="en-US"/>
+        </w:rPr>
+        <w:t>Int</w:t>
+      </w:r>
+      <w:proofErr w:type="spellEnd"/>
+      <w:r>
+        <w:rPr>
+          <w:b/>
+          <w:sz w:val="24"/>
+          <w:szCs w:val="24"/>
+          <w:lang w:val="en-US"/>
+        </w:rPr>
+        <w:t>!.</w:t>
+      </w:r>
+    </w:p>
+    <w:p>
+      <w:pPr>
+        <w:rPr>
+          <w:b/>
+          <w:sz w:val="24"/>
+          <w:szCs w:val="24"/>
+          <w:lang w:val="en-US"/>
+        </w:rPr>
+      </w:pPr>
+      <w:r>
+        <w:rPr>
+          <w:b/>
+          <w:sz w:val="24"/>
+          <w:szCs w:val="24"/>
+          <w:lang w:val="en-US"/>
+        </w:rPr>
+        <w:lastRenderedPageBreak/>
+        <w:drawing>
+          <wp:inline distT="0" distB="0" distL="0" distR="0" wp14:anchorId="463CF38F" wp14:editId="7F0FEDC8">
+            <wp:extent cx="5906012" cy="3520745"/>
+            <wp:effectExtent l="0" t="0" r="0" b="3810"/>
+            <wp:docPr id="22" name="Рисунок 22"/>
+            <wp:cNvGraphicFramePr>
+              <a:graphicFrameLocks xmlns:a="http://schemas.openxmlformats.org/drawingml/2006/main" noChangeAspect="1"/>
+            </wp:cNvGraphicFramePr>
+            <a:graphic xmlns:a="http://schemas.openxmlformats.org/drawingml/2006/main">
+              <a:graphicData uri="http://schemas.openxmlformats.org/drawingml/2006/picture">
+                <pic:pic xmlns:pic="http://schemas.openxmlformats.org/drawingml/2006/picture">
+                  <pic:nvPicPr>
+                    <pic:cNvPr id="1" name=""/>
+                    <pic:cNvPicPr/>
+                  </pic:nvPicPr>
+                  <pic:blipFill>
+                    <a:blip r:embed="rId23"/>
+                    <a:stretch>
+                      <a:fillRect/>
+                    </a:stretch>
+                  </pic:blipFill>
+                  <pic:spPr>
+                    <a:xfrm>
+                      <a:off x="0" y="0"/>
+                      <a:ext cx="5906012" cy="3520745"/>
+                    </a:xfrm>
+                    <a:prstGeom prst="rect">
+                      <a:avLst/>
+                    </a:prstGeom>
+                  </pic:spPr>
+                </pic:pic>
+              </a:graphicData>
+            </a:graphic>
+          </wp:inline>
+        </w:drawing>
+      </w:r>
+    </w:p>
+    <w:p>
+      <w:pPr>
+        <w:rPr>
+          <w:b/>
+          <w:sz w:val="24"/>
+          <w:szCs w:val="24"/>
+          <w:lang w:val="en-US"/>
+        </w:rPr>
+      </w:pPr>
+      <w:r>
+        <w:rPr>
+          <w:b/>
+          <w:sz w:val="24"/>
+          <w:szCs w:val="24"/>
+          <w:lang w:val="en-US"/>
+        </w:rPr>
+        <w:t>4.</w:t>
+      </w:r>
+      <w:r>
+        <w:rPr>
+          <w:b/>
+          <w:sz w:val="24"/>
+          <w:szCs w:val="24"/>
+          <w:lang w:val="en-US"/>
+        </w:rPr>
+        <w:tab/>
+      </w:r>
+      <w:r>
+        <w:rPr>
+          <w:b/>
+          <w:sz w:val="24"/>
+          <w:szCs w:val="24"/>
+        </w:rPr>
+        <w:t>Добавьте</w:t>
+      </w:r>
+      <w:r>
+        <w:rPr>
+          <w:b/>
+          <w:sz w:val="24"/>
+          <w:szCs w:val="24"/>
+          <w:lang w:val="en-US"/>
+        </w:rPr>
+        <w:t xml:space="preserve"> </w:t>
+      </w:r>
+      <w:r>
+        <w:rPr>
+          <w:b/>
+          <w:sz w:val="24"/>
+          <w:szCs w:val="24"/>
+        </w:rPr>
+        <w:t>мутацию</w:t>
+      </w:r>
+      <w:r>
+        <w:rPr>
+          <w:b/>
+          <w:sz w:val="24"/>
+          <w:szCs w:val="24"/>
+          <w:lang w:val="en-US"/>
+        </w:rPr>
+        <w:t xml:space="preserve"> </w:t>
+      </w:r>
+      <w:proofErr w:type="spellStart"/>
+      <w:proofErr w:type="gramStart"/>
+      <w:r>
+        <w:rPr>
+          <w:b/>
+          <w:sz w:val="24"/>
+          <w:szCs w:val="24"/>
+          <w:lang w:val="en-US"/>
+        </w:rPr>
+        <w:t>createReview</w:t>
+      </w:r>
+      <w:proofErr w:type="spellEnd"/>
+      <w:r>
+        <w:rPr>
+          <w:b/>
+          <w:sz w:val="24"/>
+          <w:szCs w:val="24"/>
+          <w:lang w:val="en-US"/>
+        </w:rPr>
+        <w:t>(</w:t>
+      </w:r>
+      <w:proofErr w:type="gramEnd"/>
+      <w:r>
+        <w:rPr>
+          <w:b/>
+          <w:sz w:val="24"/>
+          <w:szCs w:val="24"/>
+          <w:lang w:val="en-US"/>
+        </w:rPr>
+        <w:t xml:space="preserve">input: </w:t>
+      </w:r>
+      <w:proofErr w:type="spellStart"/>
+      <w:r>
+        <w:rPr>
+          <w:b/>
+          <w:sz w:val="24"/>
+          <w:szCs w:val="24"/>
+          <w:lang w:val="en-US"/>
+        </w:rPr>
+        <w:t>CreateReviewInput</w:t>
+      </w:r>
+      <w:proofErr w:type="spellEnd"/>
+      <w:r>
+        <w:rPr>
+          <w:b/>
+          <w:sz w:val="24"/>
+          <w:szCs w:val="24"/>
+          <w:lang w:val="en-US"/>
+        </w:rPr>
+        <w:t xml:space="preserve">!): Review! </w:t>
+      </w:r>
+      <w:r>
+        <w:rPr>
+          <w:b/>
+          <w:sz w:val="24"/>
+          <w:szCs w:val="24"/>
+        </w:rPr>
+        <w:t>в</w:t>
+      </w:r>
+      <w:r>
+        <w:rPr>
+          <w:b/>
+          <w:sz w:val="24"/>
+          <w:szCs w:val="24"/>
+          <w:lang w:val="en-US"/>
+        </w:rPr>
+        <w:t xml:space="preserve"> </w:t>
+      </w:r>
+      <w:r>
+        <w:rPr>
+          <w:b/>
+          <w:sz w:val="24"/>
+          <w:szCs w:val="24"/>
+        </w:rPr>
+        <w:t>тип</w:t>
+      </w:r>
+      <w:r>
+        <w:rPr>
+          <w:b/>
+          <w:sz w:val="24"/>
+          <w:szCs w:val="24"/>
+          <w:lang w:val="en-US"/>
+        </w:rPr>
+        <w:t xml:space="preserve"> Mutation.</w:t>
+      </w:r>
+    </w:p>
+    <w:p>
+      <w:pPr>
+        <w:rPr>
+          <w:b/>
+          <w:sz w:val="24"/>
+          <w:szCs w:val="24"/>
+          <w:lang w:val="en-US"/>
+        </w:rPr>
+      </w:pPr>
+      <w:r>
+        <w:rPr>
+          <w:b/>
+          <w:sz w:val="24"/>
+          <w:szCs w:val="24"/>
+          <w:lang w:val="en-US"/>
+        </w:rPr>
+        <w:drawing>
+          <wp:inline distT="0" distB="0" distL="0" distR="0" wp14:anchorId="69370004" wp14:editId="435B57AE">
+            <wp:extent cx="5940425" cy="4119245"/>
+            <wp:effectExtent l="0" t="0" r="3175" b="0"/>
+            <wp:docPr id="24" name="Рисунок 24"/>
+            <wp:cNvGraphicFramePr>
+              <a:graphicFrameLocks xmlns:a="http://schemas.openxmlformats.org/drawingml/2006/main" noChangeAspect="1"/>
+            </wp:cNvGraphicFramePr>
+            <a:graphic xmlns:a="http://schemas.openxmlformats.org/drawingml/2006/main">
+              <a:graphicData uri="http://schemas.openxmlformats.org/drawingml/2006/picture">
+                <pic:pic xmlns:pic="http://schemas.openxmlformats.org/drawingml/2006/picture">
+                  <pic:nvPicPr>
+                    <pic:cNvPr id="1" name=""/>
+                    <pic:cNvPicPr/>
+                  </pic:nvPicPr>
+                  <pic:blipFill>
+                    <a:blip r:embed="rId24"/>
+                    <a:stretch>
+                      <a:fillRect/>
+                    </a:stretch>
+                  </pic:blipFill>
+                  <pic:spPr>
+                    <a:xfrm>
+                      <a:off x="0" y="0"/>
+                      <a:ext cx="5940425" cy="4119245"/>
+                    </a:xfrm>
+                    <a:prstGeom prst="rect">
+                      <a:avLst/>
+                    </a:prstGeom>
+                  </pic:spPr>
+                </pic:pic>
+              </a:graphicData>
+            </a:graphic>
+          </wp:inline>
+        </w:drawing>
+      </w:r>
+    </w:p>
+    <w:p>
+      <w:pPr>
+        <w:rPr>
+          <w:b/>
+          <w:sz w:val="24"/>
+          <w:szCs w:val="24"/>
+        </w:rPr>
+      </w:pPr>
+      <w:r>
+        <w:rPr>
+          <w:b/>
+          <w:sz w:val="24"/>
+          <w:szCs w:val="24"/>
+          <w:lang w:val="en-US"/>
+        </w:rPr>
+        <w:t>5.</w:t>
+      </w:r>
+      <w:r>
+        <w:rPr>
+          <w:b/>
+          <w:sz w:val="24"/>
+          <w:szCs w:val="24"/>
+          <w:lang w:val="en-US"/>
+        </w:rPr>
+        <w:tab/>
+      </w:r>
+      <w:r>
+        <w:rPr>
+          <w:b/>
+          <w:sz w:val="24"/>
+          <w:szCs w:val="24"/>
+        </w:rPr>
+        <w:t>Добавьте</w:t>
+      </w:r>
+      <w:r>
+        <w:rPr>
+          <w:b/>
+          <w:sz w:val="24"/>
+          <w:szCs w:val="24"/>
+          <w:lang w:val="en-US"/>
+        </w:rPr>
+        <w:t xml:space="preserve"> </w:t>
+      </w:r>
+      <w:r>
+        <w:rPr>
+          <w:b/>
+          <w:sz w:val="24"/>
+          <w:szCs w:val="24"/>
+        </w:rPr>
+        <w:t>запрос</w:t>
+      </w:r>
+      <w:r>
+        <w:rPr>
+          <w:b/>
+          <w:sz w:val="24"/>
+          <w:szCs w:val="24"/>
+          <w:lang w:val="en-US"/>
+        </w:rPr>
+        <w:t xml:space="preserve"> </w:t>
+      </w:r>
+      <w:proofErr w:type="gramStart"/>
+      <w:r>
+        <w:rPr>
+          <w:b/>
+          <w:sz w:val="24"/>
+          <w:szCs w:val="24"/>
+          <w:lang w:val="en-US"/>
+        </w:rPr>
+        <w:t>reviews(</w:t>
+      </w:r>
+      <w:proofErr w:type="gramEnd"/>
+      <w:r>
+        <w:rPr>
+          <w:b/>
+          <w:sz w:val="24"/>
+          <w:szCs w:val="24"/>
+          <w:lang w:val="en-US"/>
+        </w:rPr>
+        <w:t xml:space="preserve">bookId: ID!): [Review!]! </w:t>
+      </w:r>
+      <w:r>
+        <w:rPr>
+          <w:b/>
+          <w:sz w:val="24"/>
+          <w:szCs w:val="24"/>
+        </w:rPr>
+        <w:t xml:space="preserve">в тип </w:t>
+      </w:r>
+      <w:proofErr w:type="spellStart"/>
+      <w:r>
+        <w:rPr>
+          <w:b/>
+          <w:sz w:val="24"/>
+          <w:szCs w:val="24"/>
+        </w:rPr>
+        <w:t>Query</w:t>
+      </w:r>
+      <w:proofErr w:type="spellEnd"/>
+      <w:r>
+        <w:rPr>
+          <w:b/>
+          <w:sz w:val="24"/>
+          <w:szCs w:val="24"/>
+        </w:rPr>
+        <w:t>.</w:t>
+      </w:r>
+    </w:p>
+    <w:p>
+      <w:pPr>
+        <w:rPr>
+          <w:b/>
+          <w:sz w:val="24"/>
+          <w:szCs w:val="24"/>
+        </w:rPr>
+      </w:pPr>
+      <w:r>
+        <w:rPr>
+          <w:b/>
+          <w:sz w:val="24"/>
+          <w:szCs w:val="24"/>
+        </w:rPr>
+        <w:lastRenderedPageBreak/>
+        <w:drawing>
+          <wp:inline distT="0" distB="0" distL="0" distR="0" wp14:anchorId="6ED024C5" wp14:editId="06A07156">
+            <wp:extent cx="5940425" cy="3249295"/>
+            <wp:effectExtent l="0" t="0" r="3175" b="8255"/>
+            <wp:docPr id="23" name="Рисунок 23"/>
+            <wp:cNvGraphicFramePr>
+              <a:graphicFrameLocks xmlns:a="http://schemas.openxmlformats.org/drawingml/2006/main" noChangeAspect="1"/>
+            </wp:cNvGraphicFramePr>
+            <a:graphic xmlns:a="http://schemas.openxmlformats.org/drawingml/2006/main">
+              <a:graphicData uri="http://schemas.openxmlformats.org/drawingml/2006/picture">
+                <pic:pic xmlns:pic="http://schemas.openxmlformats.org/drawingml/2006/picture">
+                  <pic:nvPicPr>
+                    <pic:cNvPr id="1" name=""/>
+                    <pic:cNvPicPr/>
+                  </pic:nvPicPr>
+                  <pic:blipFill>
+                    <a:blip r:embed="rId25"/>
+                    <a:stretch>
+                      <a:fillRect/>
+                    </a:stretch>
+                  </pic:blipFill>
+                  <pic:spPr>
+                    <a:xfrm>
+                      <a:off x="0" y="0"/>
+                      <a:ext cx="5940425" cy="3249295"/>
+                    </a:xfrm>
+                    <a:prstGeom prst="rect">
+                      <a:avLst/>
+                    </a:prstGeom>
+                  </pic:spPr>
+                </pic:pic>
+              </a:graphicData>
+            </a:graphic>
+          </wp:inline>
+        </w:drawing>
+      </w:r>
+    </w:p>
+    <w:p>
+      <w:pPr>
+        <w:rPr>
+          <w:b/>
+          <w:sz w:val="24"/>
+          <w:szCs w:val="24"/>
+        </w:rPr>
+      </w:pPr>
+      <w:r>
+        <w:rPr>
+          <w:b/>
+          <w:sz w:val="24"/>
+          <w:szCs w:val="24"/>
+        </w:rPr>
+        <w:t>6.</w:t>
+      </w:r>
+      <w:r>
+        <w:rPr>
+          <w:b/>
+          <w:sz w:val="24"/>
+          <w:szCs w:val="24"/>
+        </w:rPr>
+        <w:tab/>
+        <w:t xml:space="preserve">Напишите (на бумаге/в файле) пример </w:t>
+      </w:r>
+      <w:proofErr w:type="spellStart"/>
+      <w:r>
+        <w:rPr>
+          <w:b/>
+          <w:sz w:val="24"/>
+          <w:szCs w:val="24"/>
+        </w:rPr>
+        <w:t>GraphQL</w:t>
+      </w:r>
+      <w:proofErr w:type="spellEnd"/>
+      <w:r>
+        <w:rPr>
+          <w:b/>
+          <w:sz w:val="24"/>
+          <w:szCs w:val="24"/>
+        </w:rPr>
+        <w:t xml:space="preserve">-запроса, который получает книгу с </w:t>
+      </w:r>
+      <w:proofErr w:type="spellStart"/>
+      <w:r>
+        <w:rPr>
+          <w:b/>
+          <w:sz w:val="24"/>
+          <w:szCs w:val="24"/>
+        </w:rPr>
+        <w:t>id</w:t>
+      </w:r>
+      <w:proofErr w:type="spellEnd"/>
+      <w:r>
+        <w:rPr>
+          <w:b/>
+          <w:sz w:val="24"/>
+          <w:szCs w:val="24"/>
+        </w:rPr>
+        <w:t xml:space="preserve">: "1", её </w:t>
+      </w:r>
+      <w:proofErr w:type="spellStart"/>
+      <w:r>
+        <w:rPr>
+          <w:b/>
+          <w:sz w:val="24"/>
+          <w:szCs w:val="24"/>
+        </w:rPr>
+        <w:t>title</w:t>
+      </w:r>
+      <w:proofErr w:type="spellEnd"/>
+      <w:r>
+        <w:rPr>
+          <w:b/>
+          <w:sz w:val="24"/>
+          <w:szCs w:val="24"/>
+        </w:rPr>
+        <w:t xml:space="preserve">, и все рецензии с </w:t>
+      </w:r>
+      <w:proofErr w:type="spellStart"/>
+      <w:r>
+        <w:rPr>
+          <w:b/>
+          <w:sz w:val="24"/>
+          <w:szCs w:val="24"/>
+        </w:rPr>
+        <w:t>text</w:t>
+      </w:r>
+      <w:proofErr w:type="spellEnd"/>
+      <w:r>
+        <w:rPr>
+          <w:b/>
+          <w:sz w:val="24"/>
+          <w:szCs w:val="24"/>
+        </w:rPr>
+        <w:t xml:space="preserve"> и </w:t>
+      </w:r>
+      <w:proofErr w:type="spellStart"/>
+      <w:r>
+        <w:rPr>
+          <w:b/>
+          <w:sz w:val="24"/>
+          <w:szCs w:val="24"/>
+        </w:rPr>
+        <w:t>rating</w:t>
+      </w:r>
+      <w:proofErr w:type="spellEnd"/>
+      <w:r>
+        <w:rPr>
+          <w:b/>
+          <w:sz w:val="24"/>
+          <w:szCs w:val="24"/>
+        </w:rPr>
+        <w:t>.</w:t>
+      </w:r>
+    </w:p>
+    <w:p>
+      <w:pPr>
+        <w:shd w:val="clear" w:color="auto" w:fill="FFFFFF"/>
+        <w:spacing w:after="0" w:line="300" w:lineRule="atLeast"/>
+        <w:rPr>
+          <w:rFonts w:ascii="Consolas" w:eastAsia="Times New Roman" w:hAnsi="Consolas" w:cs="Times New Roman"/>
+          <w:color w:val="0D0D0D" w:themeColor="text1" w:themeTint="F2"/>
+          <w:sz w:val="23"/>
+          <w:szCs w:val="23"/>
+          <w:lang w:val="en-US" w:eastAsia="ru-RU"/>
+        </w:rPr>
+      </w:pPr>
+      <w:r>
+        <w:rPr>
+          <w:rFonts w:ascii="Consolas" w:eastAsia="Times New Roman" w:hAnsi="Consolas" w:cs="Times New Roman"/>
+          <w:color w:val="0D0D0D" w:themeColor="text1" w:themeTint="F2"/>
+          <w:sz w:val="23"/>
+          <w:szCs w:val="23"/>
+          <w:lang w:val="en-US" w:eastAsia="ru-RU"/>
+        </w:rPr>
+        <w:t>{</w:t>
+      </w:r>
+    </w:p>
+    <w:p>
+      <w:pPr>
+        <w:shd w:val="clear" w:color="auto" w:fill="FFFFFF"/>
+        <w:spacing w:after="0" w:line="300" w:lineRule="atLeast"/>
+        <w:rPr>
+          <w:rFonts w:ascii="Consolas" w:eastAsia="Times New Roman" w:hAnsi="Consolas" w:cs="Times New Roman"/>
+          <w:color w:val="0D0D0D" w:themeColor="text1" w:themeTint="F2"/>
+          <w:sz w:val="23"/>
+          <w:szCs w:val="23"/>
+          <w:lang w:val="en-US" w:eastAsia="ru-RU"/>
+        </w:rPr>
+      </w:pPr>
+      <w:r>
+        <w:rPr>
+          <w:rFonts w:ascii="Consolas" w:eastAsia="Times New Roman" w:hAnsi="Consolas" w:cs="Times New Roman"/>
+          <w:color w:val="0D0D0D" w:themeColor="text1" w:themeTint="F2"/>
+          <w:sz w:val="23"/>
+          <w:szCs w:val="23"/>
+          <w:lang w:val="en-US" w:eastAsia="ru-RU"/>
+        </w:rPr>
+        <w:t xml:space="preserve">  </w:t>
+      </w:r>
+      <w:proofErr w:type="gramStart"/>
+      <w:r>
+        <w:rPr>
+          <w:rFonts w:ascii="Consolas" w:eastAsia="Times New Roman" w:hAnsi="Consolas" w:cs="Times New Roman"/>
+          <w:color w:val="0D0D0D" w:themeColor="text1" w:themeTint="F2"/>
+          <w:sz w:val="23"/>
+          <w:szCs w:val="23"/>
+          <w:lang w:val="en-US" w:eastAsia="ru-RU"/>
+        </w:rPr>
+        <w:t>book(</w:t>
+      </w:r>
+      <w:proofErr w:type="gramEnd"/>
+      <w:r>
+        <w:rPr>
+          <w:rFonts w:ascii="Consolas" w:eastAsia="Times New Roman" w:hAnsi="Consolas" w:cs="Times New Roman"/>
+          <w:color w:val="0D0D0D" w:themeColor="text1" w:themeTint="F2"/>
+          <w:sz w:val="23"/>
+          <w:szCs w:val="23"/>
+          <w:lang w:val="en-US" w:eastAsia="ru-RU"/>
+        </w:rPr>
+        <w:t>id: "1"){</w:t>
+      </w:r>
+    </w:p>
+    <w:p>
+      <w:pPr>
+        <w:shd w:val="clear" w:color="auto" w:fill="FFFFFF"/>
+        <w:spacing w:after="0" w:line="300" w:lineRule="atLeast"/>
+        <w:rPr>
+          <w:rFonts w:ascii="Consolas" w:eastAsia="Times New Roman" w:hAnsi="Consolas" w:cs="Times New Roman"/>
+          <w:color w:val="0D0D0D" w:themeColor="text1" w:themeTint="F2"/>
+          <w:sz w:val="23"/>
+          <w:szCs w:val="23"/>
+          <w:lang w:val="en-US" w:eastAsia="ru-RU"/>
+        </w:rPr>
+      </w:pPr>
+      <w:r>
+        <w:rPr>
+          <w:rFonts w:ascii="Consolas" w:eastAsia="Times New Roman" w:hAnsi="Consolas" w:cs="Times New Roman"/>
+          <w:color w:val="0D0D0D" w:themeColor="text1" w:themeTint="F2"/>
+          <w:sz w:val="23"/>
+          <w:szCs w:val="23"/>
+          <w:lang w:val="en-US" w:eastAsia="ru-RU"/>
+        </w:rPr>
+        <w:t>    title</w:t>
+      </w:r>
+    </w:p>
+    <w:p>
+      <w:pPr>
+        <w:shd w:val="clear" w:color="auto" w:fill="FFFFFF"/>
+        <w:spacing w:after="0" w:line="300" w:lineRule="atLeast"/>
+        <w:rPr>
+          <w:rFonts w:ascii="Consolas" w:eastAsia="Times New Roman" w:hAnsi="Consolas" w:cs="Times New Roman"/>
+          <w:color w:val="0D0D0D" w:themeColor="text1" w:themeTint="F2"/>
+          <w:sz w:val="23"/>
+          <w:szCs w:val="23"/>
+          <w:lang w:val="en-US" w:eastAsia="ru-RU"/>
+        </w:rPr>
+      </w:pPr>
+      <w:r>
+        <w:rPr>
+          <w:rFonts w:ascii="Consolas" w:eastAsia="Times New Roman" w:hAnsi="Consolas" w:cs="Times New Roman"/>
+          <w:color w:val="0D0D0D" w:themeColor="text1" w:themeTint="F2"/>
+          <w:sz w:val="23"/>
+          <w:szCs w:val="23"/>
+          <w:lang w:val="en-US" w:eastAsia="ru-RU"/>
+        </w:rPr>
+        <w:t xml:space="preserve">    </w:t>
+      </w:r>
+      <w:proofErr w:type="gramStart"/>
+      <w:r>
+        <w:rPr>
+          <w:rFonts w:ascii="Consolas" w:eastAsia="Times New Roman" w:hAnsi="Consolas" w:cs="Times New Roman"/>
+          <w:color w:val="0D0D0D" w:themeColor="text1" w:themeTint="F2"/>
+          <w:sz w:val="23"/>
+          <w:szCs w:val="23"/>
+          <w:lang w:val="en-US" w:eastAsia="ru-RU"/>
+        </w:rPr>
+        <w:t>reviews{</w:t>
+      </w:r>
+      <w:proofErr w:type="gramEnd"/>
+    </w:p>
+    <w:p>
+      <w:pPr>
+        <w:shd w:val="clear" w:color="auto" w:fill="FFFFFF"/>
+        <w:spacing w:after="0" w:line="300" w:lineRule="atLeast"/>
+        <w:rPr>
+          <w:rFonts w:ascii="Consolas" w:eastAsia="Times New Roman" w:hAnsi="Consolas" w:cs="Times New Roman"/>
+          <w:color w:val="0D0D0D" w:themeColor="text1" w:themeTint="F2"/>
+          <w:sz w:val="23"/>
+          <w:szCs w:val="23"/>
+          <w:lang w:val="en-US" w:eastAsia="ru-RU"/>
+        </w:rPr>
+      </w:pPr>
+      <w:r>
+        <w:rPr>
+          <w:rFonts w:ascii="Consolas" w:eastAsia="Times New Roman" w:hAnsi="Consolas" w:cs="Times New Roman"/>
+          <w:color w:val="0D0D0D" w:themeColor="text1" w:themeTint="F2"/>
+          <w:sz w:val="23"/>
+          <w:szCs w:val="23"/>
+          <w:lang w:val="en-US" w:eastAsia="ru-RU"/>
+        </w:rPr>
+        <w:t>      text</w:t>
+      </w:r>
+    </w:p>
+    <w:p>
+      <w:pPr>
+        <w:shd w:val="clear" w:color="auto" w:fill="FFFFFF"/>
+        <w:spacing w:after="0" w:line="300" w:lineRule="atLeast"/>
+        <w:rPr>
+          <w:rFonts w:ascii="Consolas" w:eastAsia="Times New Roman" w:hAnsi="Consolas" w:cs="Times New Roman"/>
+          <w:color w:val="0D0D0D" w:themeColor="text1" w:themeTint="F2"/>
+          <w:sz w:val="23"/>
+          <w:szCs w:val="23"/>
+          <w:lang w:val="en-US" w:eastAsia="ru-RU"/>
+        </w:rPr>
+      </w:pPr>
+      <w:r>
+        <w:rPr>
+          <w:rFonts w:ascii="Consolas" w:eastAsia="Times New Roman" w:hAnsi="Consolas" w:cs="Times New Roman"/>
+          <w:color w:val="0D0D0D" w:themeColor="text1" w:themeTint="F2"/>
+          <w:sz w:val="23"/>
+          <w:szCs w:val="23"/>
+          <w:lang w:val="en-US" w:eastAsia="ru-RU"/>
+        </w:rPr>
+        <w:t>      rating</w:t>
+      </w:r>
+    </w:p>
+    <w:p>
+      <w:pPr>
+        <w:shd w:val="clear" w:color="auto" w:fill="FFFFFF"/>
+        <w:spacing w:after="0" w:line="300" w:lineRule="atLeast"/>
+        <w:rPr>
+          <w:rFonts w:ascii="Consolas" w:eastAsia="Times New Roman" w:hAnsi="Consolas" w:cs="Times New Roman"/>
+          <w:color w:val="0D0D0D" w:themeColor="text1" w:themeTint="F2"/>
+          <w:sz w:val="23"/>
+          <w:szCs w:val="23"/>
+          <w:lang w:val="en-US" w:eastAsia="ru-RU"/>
+        </w:rPr>
+      </w:pPr>
+    </w:p>
+    <w:p>
+      <w:pPr>
+        <w:shd w:val="clear" w:color="auto" w:fill="FFFFFF"/>
+        <w:spacing w:after="0" w:line="300" w:lineRule="atLeast"/>
+        <w:rPr>
+          <w:rFonts w:ascii="Consolas" w:eastAsia="Times New Roman" w:hAnsi="Consolas" w:cs="Times New Roman"/>
+          <w:color w:val="0D0D0D" w:themeColor="text1" w:themeTint="F2"/>
+          <w:sz w:val="23"/>
+          <w:szCs w:val="23"/>
+          <w:lang w:eastAsia="ru-RU"/>
+        </w:rPr>
+      </w:pPr>
+      <w:r>
+        <w:rPr>
+          <w:rFonts w:ascii="Consolas" w:eastAsia="Times New Roman" w:hAnsi="Consolas" w:cs="Times New Roman"/>
+          <w:color w:val="0D0D0D" w:themeColor="text1" w:themeTint="F2"/>
+          <w:sz w:val="23"/>
+          <w:szCs w:val="23"/>
+          <w:lang w:val="en-US" w:eastAsia="ru-RU"/>
+        </w:rPr>
+        <w:t xml:space="preserve">    </w:t>
+      </w:r>
+      <w:r>
+        <w:rPr>
+          <w:rFonts w:ascii="Consolas" w:eastAsia="Times New Roman" w:hAnsi="Consolas" w:cs="Times New Roman"/>
+          <w:color w:val="0D0D0D" w:themeColor="text1" w:themeTint="F2"/>
+          <w:sz w:val="23"/>
+          <w:szCs w:val="23"/>
+          <w:lang w:eastAsia="ru-RU"/>
+        </w:rPr>
+        <w:t>}</w:t>
+      </w:r>
+    </w:p>
+    <w:p>
+      <w:pPr>
+        <w:shd w:val="clear" w:color="auto" w:fill="FFFFFF"/>
+        <w:spacing w:after="0" w:line="300" w:lineRule="atLeast"/>
+        <w:rPr>
+          <w:rFonts w:ascii="Consolas" w:eastAsia="Times New Roman" w:hAnsi="Consolas" w:cs="Times New Roman"/>
+          <w:color w:val="0D0D0D" w:themeColor="text1" w:themeTint="F2"/>
+          <w:sz w:val="23"/>
+          <w:szCs w:val="23"/>
+          <w:lang w:eastAsia="ru-RU"/>
+        </w:rPr>
+      </w:pPr>
+      <w:r>
+        <w:rPr>
+          <w:rFonts w:ascii="Consolas" w:eastAsia="Times New Roman" w:hAnsi="Consolas" w:cs="Times New Roman"/>
+          <w:color w:val="0D0D0D" w:themeColor="text1" w:themeTint="F2"/>
+          <w:sz w:val="23"/>
+          <w:szCs w:val="23"/>
+          <w:lang w:eastAsia="ru-RU"/>
+        </w:rPr>
+        <w:t>  }</w:t>
+      </w:r>
+    </w:p>
+    <w:p>
+      <w:pPr>
+        <w:shd w:val="clear" w:color="auto" w:fill="FFFFFF"/>
+        <w:spacing w:after="0" w:line="300" w:lineRule="atLeast"/>
+        <w:rPr>
+          <w:rFonts w:ascii="Consolas" w:eastAsia="Times New Roman" w:hAnsi="Consolas" w:cs="Times New Roman"/>
+          <w:color w:val="0D0D0D" w:themeColor="text1" w:themeTint="F2"/>
+          <w:sz w:val="23"/>
+          <w:szCs w:val="23"/>
+          <w:lang w:eastAsia="ru-RU"/>
+        </w:rPr>
+      </w:pPr>
+      <w:r>
+        <w:rPr>
+          <w:rFonts w:ascii="Consolas" w:eastAsia="Times New Roman" w:hAnsi="Consolas" w:cs="Times New Roman"/>
+          <w:color w:val="0D0D0D" w:themeColor="text1" w:themeTint="F2"/>
+          <w:sz w:val="23"/>
+          <w:szCs w:val="23"/>
+          <w:lang w:eastAsia="ru-RU"/>
+        </w:rPr>
+        <w:t>}</w:t>
+      </w:r>
+    </w:p>
+    <w:p>
+      <w:pPr>
+        <w:rPr>
+          <w:sz w:val="24"/>
+          <w:szCs w:val="24"/>
+        </w:rPr>
+      </w:pPr>
+      <w:bookmarkStart w:id="0" w:name="_GoBack"/>
+      <w:bookmarkEnd w:id="0"/>
+    </w:p>
     <w:sectPr>
       <w:pgSz w:w="11906" w:h="16838"/>
       <w:pgMar w:top="1134" w:right="850" w:bottom="1134" w:left="1701" w:header="708" w:footer="708" w:gutter="0"/>
@@ -338,8 +4575,293 @@
 </file>
 
 <file path=word/numbering.xml><?xml version="1.0" encoding="utf-8"?>
-<w:numbering xmlns:wpc="http://schemas.microsoft.com/office/word/2010/wordprocessingCanvas" xmlns:cx="http://schemas.microsoft.com/office/drawing/2014/chartex" xmlns:cx1="http://schemas.microsoft.com/office/drawing/2015/9/8/chartex" xmlns:mc="http://schemas.openxmlformats.org/markup-compatibility/2006" xmlns:o="urn:schemas-microsoft-com:office:office" xmlns:r="http://schemas.openxmlformats.org/officeDocument/2006/relationships" xmlns:m="http://schemas.openxmlformats.org/officeDocument/2006/math" xmlns:v="urn:schemas-microsoft-com:vml" xmlns:wp14="http://schemas.microsoft.com/office/word/2010/wordprocessingDrawing" xmlns:wp="http://schemas.openxmlformats.org/drawingml/2006/wordprocessingDrawing" xmlns:w10="urn:schemas-microsoft-com:office:word" xmlns:w="http://schemas.openxmlformats.org/wordprocessingml/2006/main" xmlns:w14="http://schemas.microsoft.com/office/word/2010/wordml" xmlns:w15="http://schemas.microsoft.com/office/word/2012/wordml" xmlns:w16se="http://schemas.microsoft.com/office/word/2015/wordml/symex" xmlns:wpg="http://schemas.microsoft.com/office/word/2010/wordprocessingGroup" xmlns:wpi="http://schemas.microsoft.com/office/word/2010/wordprocessingInk" xmlns:wne="http://schemas.microsoft.com/office/word/2006/wordml" xmlns:wps="http://schemas.microsoft.com/office/word/2010/wordprocessingShape" mc:Ignorable="w14 w15 w16se wp14">
+<w:numbering xmlns:wpc="http://schemas.microsoft.com/office/word/2010/wordprocessingCanvas" xmlns:cx="http://schemas.microsoft.com/office/drawing/2014/chartex" xmlns:mc="http://schemas.openxmlformats.org/markup-compatibility/2006" xmlns:o="urn:schemas-microsoft-com:office:office" xmlns:r="http://schemas.openxmlformats.org/officeDocument/2006/relationships" xmlns:m="http://schemas.openxmlformats.org/officeDocument/2006/math" xmlns:v="urn:schemas-microsoft-com:vml" xmlns:wp14="http://schemas.microsoft.com/office/word/2010/wordprocessingDrawing" xmlns:wp="http://schemas.openxmlformats.org/drawingml/2006/wordprocessingDrawing" xmlns:w10="urn:schemas-microsoft-com:office:word" xmlns:w="http://schemas.openxmlformats.org/wordprocessingml/2006/main" xmlns:w14="http://schemas.microsoft.com/office/word/2010/wordml" xmlns:w15="http://schemas.microsoft.com/office/word/2012/wordml" xmlns:w16se="http://schemas.microsoft.com/office/word/2015/wordml/symex" xmlns:wpg="http://schemas.microsoft.com/office/word/2010/wordprocessingGroup" xmlns:wpi="http://schemas.microsoft.com/office/word/2010/wordprocessingInk" xmlns:wne="http://schemas.microsoft.com/office/word/2006/wordml" xmlns:wps="http://schemas.microsoft.com/office/word/2010/wordprocessingShape" mc:Ignorable="w14 w15 w16se wp14">
   <w:abstractNum w:abstractNumId="0" w15:restartNumberingAfterBreak="0">
+    <w:nsid w:val="19F450D7"/>
+    <w:multiLevelType w:val="multilevel"/>
+    <w:tmpl w:val="223253CA"/>
+    <w:lvl w:ilvl="0">
+      <w:start w:val="1"/>
+      <w:numFmt w:val="decimal"/>
+      <w:lvlText w:val="%1."/>
+      <w:lvlJc w:val="left"/>
+      <w:pPr>
+        <w:tabs>
+          <w:tab w:val="num" w:pos="720"/>
+        </w:tabs>
+        <w:ind w:left="720" w:hanging="360"/>
+      </w:pPr>
+    </w:lvl>
+    <w:lvl w:ilvl="1" w:tentative="1">
+      <w:start w:val="1"/>
+      <w:numFmt w:val="decimal"/>
+      <w:lvlText w:val="%2."/>
+      <w:lvlJc w:val="left"/>
+      <w:pPr>
+        <w:tabs>
+          <w:tab w:val="num" w:pos="1440"/>
+        </w:tabs>
+        <w:ind w:left="1440" w:hanging="360"/>
+      </w:pPr>
+    </w:lvl>
+    <w:lvl w:ilvl="2" w:tentative="1">
+      <w:start w:val="1"/>
+      <w:numFmt w:val="decimal"/>
+      <w:lvlText w:val="%3."/>
+      <w:lvlJc w:val="left"/>
+      <w:pPr>
+        <w:tabs>
+          <w:tab w:val="num" w:pos="2160"/>
+        </w:tabs>
+        <w:ind w:left="2160" w:hanging="360"/>
+      </w:pPr>
+    </w:lvl>
+    <w:lvl w:ilvl="3" w:tentative="1">
+      <w:start w:val="1"/>
+      <w:numFmt w:val="decimal"/>
+      <w:lvlText w:val="%4."/>
+      <w:lvlJc w:val="left"/>
+      <w:pPr>
+        <w:tabs>
+          <w:tab w:val="num" w:pos="2880"/>
+        </w:tabs>
+        <w:ind w:left="2880" w:hanging="360"/>
+      </w:pPr>
+    </w:lvl>
+    <w:lvl w:ilvl="4" w:tentative="1">
+      <w:start w:val="1"/>
+      <w:numFmt w:val="decimal"/>
+      <w:lvlText w:val="%5."/>
+      <w:lvlJc w:val="left"/>
+      <w:pPr>
+        <w:tabs>
+          <w:tab w:val="num" w:pos="3600"/>
+        </w:tabs>
+        <w:ind w:left="3600" w:hanging="360"/>
+      </w:pPr>
+    </w:lvl>
+    <w:lvl w:ilvl="5" w:tentative="1">
+      <w:start w:val="1"/>
+      <w:numFmt w:val="decimal"/>
+      <w:lvlText w:val="%6."/>
+      <w:lvlJc w:val="left"/>
+      <w:pPr>
+        <w:tabs>
+          <w:tab w:val="num" w:pos="4320"/>
+        </w:tabs>
+        <w:ind w:left="4320" w:hanging="360"/>
+      </w:pPr>
+    </w:lvl>
+    <w:lvl w:ilvl="6" w:tentative="1">
+      <w:start w:val="1"/>
+      <w:numFmt w:val="decimal"/>
+      <w:lvlText w:val="%7."/>
+      <w:lvlJc w:val="left"/>
+      <w:pPr>
+        <w:tabs>
+          <w:tab w:val="num" w:pos="5040"/>
+        </w:tabs>
+        <w:ind w:left="5040" w:hanging="360"/>
+      </w:pPr>
+    </w:lvl>
+    <w:lvl w:ilvl="7" w:tentative="1">
+      <w:start w:val="1"/>
+      <w:numFmt w:val="decimal"/>
+      <w:lvlText w:val="%8."/>
+      <w:lvlJc w:val="left"/>
+      <w:pPr>
+        <w:tabs>
+          <w:tab w:val="num" w:pos="5760"/>
+        </w:tabs>
+        <w:ind w:left="5760" w:hanging="360"/>
+      </w:pPr>
+    </w:lvl>
+    <w:lvl w:ilvl="8" w:tentative="1">
+      <w:start w:val="1"/>
+      <w:numFmt w:val="decimal"/>
+      <w:lvlText w:val="%9."/>
+      <w:lvlJc w:val="left"/>
+      <w:pPr>
+        <w:tabs>
+          <w:tab w:val="num" w:pos="6480"/>
+        </w:tabs>
+        <w:ind w:left="6480" w:hanging="360"/>
+      </w:pPr>
+    </w:lvl>
+  </w:abstractNum>
+  <w:abstractNum w:abstractNumId="1" w15:restartNumberingAfterBreak="0">
+    <w:nsid w:val="3A853F66"/>
+    <w:multiLevelType w:val="hybridMultilevel"/>
+    <w:tmpl w:val="E9ACEC58"/>
+    <w:lvl w:ilvl="0" w:tplc="0419000F">
+      <w:start w:val="1"/>
+      <w:numFmt w:val="decimal"/>
+      <w:lvlText w:val="%1."/>
+      <w:lvlJc w:val="left"/>
+      <w:pPr>
+        <w:ind w:left="720" w:hanging="360"/>
+      </w:pPr>
+    </w:lvl>
+    <w:lvl w:ilvl="1" w:tplc="04190019" w:tentative="1">
+      <w:start w:val="1"/>
+      <w:numFmt w:val="lowerLetter"/>
+      <w:lvlText w:val="%2."/>
+      <w:lvlJc w:val="left"/>
+      <w:pPr>
+        <w:ind w:left="1440" w:hanging="360"/>
+      </w:pPr>
+    </w:lvl>
+    <w:lvl w:ilvl="2" w:tplc="0419001B" w:tentative="1">
+      <w:start w:val="1"/>
+      <w:numFmt w:val="lowerRoman"/>
+      <w:lvlText w:val="%3."/>
+      <w:lvlJc w:val="right"/>
+      <w:pPr>
+        <w:ind w:left="2160" w:hanging="180"/>
+      </w:pPr>
+    </w:lvl>
+    <w:lvl w:ilvl="3" w:tplc="0419000F" w:tentative="1">
+      <w:start w:val="1"/>
+      <w:numFmt w:val="decimal"/>
+      <w:lvlText w:val="%4."/>
+      <w:lvlJc w:val="left"/>
+      <w:pPr>
+        <w:ind w:left="2880" w:hanging="360"/>
+      </w:pPr>
+    </w:lvl>
+    <w:lvl w:ilvl="4" w:tplc="04190019" w:tentative="1">
+      <w:start w:val="1"/>
+      <w:numFmt w:val="lowerLetter"/>
+      <w:lvlText w:val="%5."/>
+      <w:lvlJc w:val="left"/>
+      <w:pPr>
+        <w:ind w:left="3600" w:hanging="360"/>
+      </w:pPr>
+    </w:lvl>
+    <w:lvl w:ilvl="5" w:tplc="0419001B" w:tentative="1">
+      <w:start w:val="1"/>
+      <w:numFmt w:val="lowerRoman"/>
+      <w:lvlText w:val="%6."/>
+      <w:lvlJc w:val="right"/>
+      <w:pPr>
+        <w:ind w:left="4320" w:hanging="180"/>
+      </w:pPr>
+    </w:lvl>
+    <w:lvl w:ilvl="6" w:tplc="0419000F" w:tentative="1">
+      <w:start w:val="1"/>
+      <w:numFmt w:val="decimal"/>
+      <w:lvlText w:val="%7."/>
+      <w:lvlJc w:val="left"/>
+      <w:pPr>
+        <w:ind w:left="5040" w:hanging="360"/>
+      </w:pPr>
+    </w:lvl>
+    <w:lvl w:ilvl="7" w:tplc="04190019" w:tentative="1">
+      <w:start w:val="1"/>
+      <w:numFmt w:val="lowerLetter"/>
+      <w:lvlText w:val="%8."/>
+      <w:lvlJc w:val="left"/>
+      <w:pPr>
+        <w:ind w:left="5760" w:hanging="360"/>
+      </w:pPr>
+    </w:lvl>
+    <w:lvl w:ilvl="8" w:tplc="0419001B" w:tentative="1">
+      <w:start w:val="1"/>
+      <w:numFmt w:val="lowerRoman"/>
+      <w:lvlText w:val="%9."/>
+      <w:lvlJc w:val="right"/>
+      <w:pPr>
+        <w:ind w:left="6480" w:hanging="180"/>
+      </w:pPr>
+    </w:lvl>
+  </w:abstractNum>
+  <w:abstractNum w:abstractNumId="2" w15:restartNumberingAfterBreak="0">
+    <w:nsid w:val="71F4658F"/>
+    <w:multiLevelType w:val="hybridMultilevel"/>
+    <w:tmpl w:val="FFEC85A2"/>
+    <w:lvl w:ilvl="0" w:tplc="0419000F">
+      <w:start w:val="1"/>
+      <w:numFmt w:val="decimal"/>
+      <w:lvlText w:val="%1."/>
+      <w:lvlJc w:val="left"/>
+      <w:pPr>
+        <w:ind w:left="720" w:hanging="360"/>
+      </w:pPr>
+    </w:lvl>
+    <w:lvl w:ilvl="1" w:tplc="04190019" w:tentative="1">
+      <w:start w:val="1"/>
+      <w:numFmt w:val="lowerLetter"/>
+      <w:lvlText w:val="%2."/>
+      <w:lvlJc w:val="left"/>
+      <w:pPr>
+        <w:ind w:left="1440" w:hanging="360"/>
+      </w:pPr>
+    </w:lvl>
+    <w:lvl w:ilvl="2" w:tplc="0419001B" w:tentative="1">
+      <w:start w:val="1"/>
+      <w:numFmt w:val="lowerRoman"/>
+      <w:lvlText w:val="%3."/>
+      <w:lvlJc w:val="right"/>
+      <w:pPr>
+        <w:ind w:left="2160" w:hanging="180"/>
+      </w:pPr>
+    </w:lvl>
+    <w:lvl w:ilvl="3" w:tplc="0419000F" w:tentative="1">
+      <w:start w:val="1"/>
+      <w:numFmt w:val="decimal"/>
+      <w:lvlText w:val="%4."/>
+      <w:lvlJc w:val="left"/>
+      <w:pPr>
+        <w:ind w:left="2880" w:hanging="360"/>
+      </w:pPr>
+    </w:lvl>
+    <w:lvl w:ilvl="4" w:tplc="04190019" w:tentative="1">
+      <w:start w:val="1"/>
+      <w:numFmt w:val="lowerLetter"/>
+      <w:lvlText w:val="%5."/>
+      <w:lvlJc w:val="left"/>
+      <w:pPr>
+        <w:ind w:left="3600" w:hanging="360"/>
+      </w:pPr>
+    </w:lvl>
+    <w:lvl w:ilvl="5" w:tplc="0419001B" w:tentative="1">
+      <w:start w:val="1"/>
+      <w:numFmt w:val="lowerRoman"/>
+      <w:lvlText w:val="%6."/>
+      <w:lvlJc w:val="right"/>
+      <w:pPr>
+        <w:ind w:left="4320" w:hanging="180"/>
+      </w:pPr>
+    </w:lvl>
+    <w:lvl w:ilvl="6" w:tplc="0419000F" w:tentative="1">
+      <w:start w:val="1"/>
+      <w:numFmt w:val="decimal"/>
+      <w:lvlText w:val="%7."/>
+      <w:lvlJc w:val="left"/>
+      <w:pPr>
+        <w:ind w:left="5040" w:hanging="360"/>
+      </w:pPr>
+    </w:lvl>
+    <w:lvl w:ilvl="7" w:tplc="04190019" w:tentative="1">
+      <w:start w:val="1"/>
+      <w:numFmt w:val="lowerLetter"/>
+      <w:lvlText w:val="%8."/>
+      <w:lvlJc w:val="left"/>
+      <w:pPr>
+        <w:ind w:left="5760" w:hanging="360"/>
+      </w:pPr>
+    </w:lvl>
+    <w:lvl w:ilvl="8" w:tplc="0419001B" w:tentative="1">
+      <w:start w:val="1"/>
+      <w:numFmt w:val="lowerRoman"/>
+      <w:lvlText w:val="%9."/>
+      <w:lvlJc w:val="right"/>
+      <w:pPr>
+        <w:ind w:left="6480" w:hanging="180"/>
+      </w:pPr>
+    </w:lvl>
+  </w:abstractNum>
+  <w:abstractNum w:abstractNumId="3" w15:restartNumberingAfterBreak="0">
     <w:nsid w:val="7CD13913"/>
     <w:multiLevelType w:val="multilevel"/>
     <w:tmpl w:val="A2B0CB3A"/>
@@ -349,7 +4871,7 @@
       <w:lvlText w:val="%1."/>
       <w:lvlJc w:val="left"/>
       <w:pPr>
-        <w:ind w:left="1188" w:right="0" w:hanging="480"/>
+        <w:ind w:left="1188" w:hanging="480"/>
       </w:pPr>
     </w:lvl>
     <w:lvl w:ilvl="1">
@@ -358,7 +4880,7 @@
       <w:lvlText w:val="%2."/>
       <w:lvlJc w:val="left"/>
       <w:pPr>
-        <w:ind w:left="1908" w:right="0" w:hanging="480"/>
+        <w:ind w:left="1908" w:hanging="480"/>
       </w:pPr>
     </w:lvl>
     <w:lvl w:ilvl="2">
@@ -367,7 +4889,7 @@
       <w:lvlText w:val="%3."/>
       <w:lvlJc w:val="left"/>
       <w:pPr>
-        <w:ind w:left="2628" w:right="0" w:hanging="480"/>
+        <w:ind w:left="2628" w:hanging="480"/>
       </w:pPr>
     </w:lvl>
     <w:lvl w:ilvl="3">
@@ -376,7 +4898,7 @@
       <w:lvlText w:val="%4."/>
       <w:lvlJc w:val="left"/>
       <w:pPr>
-        <w:ind w:left="3348" w:right="0" w:hanging="480"/>
+        <w:ind w:left="3348" w:hanging="480"/>
       </w:pPr>
     </w:lvl>
     <w:lvl w:ilvl="4">
@@ -385,7 +4907,7 @@
       <w:lvlText w:val="%5."/>
       <w:lvlJc w:val="left"/>
       <w:pPr>
-        <w:ind w:left="4068" w:right="0" w:hanging="480"/>
+        <w:ind w:left="4068" w:hanging="480"/>
       </w:pPr>
     </w:lvl>
     <w:lvl w:ilvl="5">
@@ -394,7 +4916,7 @@
       <w:lvlText w:val="%6."/>
       <w:lvlJc w:val="left"/>
       <w:pPr>
-        <w:ind w:left="4788" w:right="0" w:hanging="480"/>
+        <w:ind w:left="4788" w:hanging="480"/>
       </w:pPr>
     </w:lvl>
     <w:lvl w:ilvl="6">
@@ -403,7 +4925,7 @@
       <w:lvlText w:val="%7."/>
       <w:lvlJc w:val="left"/>
       <w:pPr>
-        <w:ind w:left="5508" w:right="0" w:hanging="480"/>
+        <w:ind w:left="5508" w:hanging="480"/>
       </w:pPr>
     </w:lvl>
     <w:lvl w:ilvl="7">
@@ -412,7 +4934,7 @@
       <w:lvlText w:val="%8."/>
       <w:lvlJc w:val="left"/>
       <w:pPr>
-        <w:ind w:left="6228" w:right="0" w:hanging="480"/>
+        <w:ind w:left="6228" w:hanging="480"/>
       </w:pPr>
     </w:lvl>
     <w:lvl w:ilvl="8">
@@ -421,11 +4943,20 @@
       <w:lvlText w:val="%9."/>
       <w:lvlJc w:val="left"/>
       <w:pPr>
-        <w:ind w:left="6948" w:right="0" w:hanging="480"/>
+        <w:ind w:left="6948" w:hanging="480"/>
       </w:pPr>
     </w:lvl>
   </w:abstractNum>
   <w:num w:numId="1">
+    <w:abstractNumId w:val="3"/>
+  </w:num>
+  <w:num w:numId="2">
+    <w:abstractNumId w:val="1"/>
+  </w:num>
+  <w:num w:numId="3">
+    <w:abstractNumId w:val="2"/>
+  </w:num>
+  <w:num w:numId="4">
     <w:abstractNumId w:val="0"/>
   </w:num>
 </w:numbering>
@@ -828,6 +5359,7 @@
   <w:style w:type="character" w:default="1" w:styleId="a0">
     <w:name w:val="Default Paragraph Font"/>
     <w:uiPriority w:val="1"/>
+    <w:semiHidden/>
     <w:unhideWhenUsed/>
   </w:style>
   <w:style w:type="table" w:default="1" w:styleId="a1">
@@ -850,6 +5382,17 @@
     <w:uiPriority w:val="99"/>
     <w:semiHidden/>
     <w:unhideWhenUsed/>
+  </w:style>
+  <w:style w:type="paragraph" w:styleId="a3">
+    <w:name w:val="List Paragraph"/>
+    <w:basedOn w:val="a"/>
+    <w:uiPriority w:val="34"/>
+    <w:qFormat/>
+    <w:rsid w:val="00786E74"/>
+    <w:pPr>
+      <w:ind w:left="720"/>
+      <w:contextualSpacing/>
+    </w:pPr>
   </w:style>
 </w:styles>
 </file>
